--- a/buku dari teman.docx
+++ b/buku dari teman.docx
@@ -4321,7 +4321,4969 @@
           <w:sz w:val="24"/>
           <w:szCs w:val="24"/>
         </w:rPr>
-        <w:t xml:space="preserve"> lisan.</w:t>
+        <w:t xml:space="preserve"> </w:t>
+      </w:r>
+      <w:proofErr w:type="spellStart"/>
+      <w:r>
+        <w:rPr>
+          <w:sz w:val="24"/>
+          <w:szCs w:val="24"/>
+        </w:rPr>
+        <w:t>lisan</w:t>
+      </w:r>
+      <w:proofErr w:type="spellEnd"/>
+      <w:r>
+        <w:rPr>
+          <w:sz w:val="24"/>
+          <w:szCs w:val="24"/>
+        </w:rPr>
+        <w:t>.</w:t>
+      </w:r>
+    </w:p>
+    <w:p>
+      <w:pPr>
+        <w:rPr>
+          <w:sz w:val="24"/>
+          <w:szCs w:val="24"/>
+        </w:rPr>
+      </w:pPr>
+    </w:p>
+    <w:p>
+      <w:pPr>
+        <w:rPr>
+          <w:b/>
+          <w:sz w:val="28"/>
+          <w:szCs w:val="28"/>
+        </w:rPr>
+      </w:pPr>
+      <w:r>
+        <w:rPr>
+          <w:b/>
+          <w:sz w:val="28"/>
+          <w:szCs w:val="28"/>
+        </w:rPr>
+        <w:t>MBG!!!</w:t>
+      </w:r>
+    </w:p>
+    <w:p>
+      <w:pPr>
+        <w:rPr>
+          <w:sz w:val="24"/>
+          <w:szCs w:val="24"/>
+        </w:rPr>
+      </w:pPr>
+      <w:r>
+        <w:rPr>
+          <w:b/>
+          <w:sz w:val="28"/>
+          <w:szCs w:val="28"/>
+        </w:rPr>
+        <w:tab/>
+      </w:r>
+      <w:proofErr w:type="spellStart"/>
+      <w:r>
+        <w:rPr>
+          <w:sz w:val="24"/>
+          <w:szCs w:val="24"/>
+        </w:rPr>
+        <w:t>Akhirnya</w:t>
+      </w:r>
+      <w:proofErr w:type="spellEnd"/>
+      <w:r>
+        <w:rPr>
+          <w:sz w:val="24"/>
+          <w:szCs w:val="24"/>
+        </w:rPr>
+        <w:t xml:space="preserve"> </w:t>
+      </w:r>
+      <w:proofErr w:type="spellStart"/>
+      <w:r>
+        <w:rPr>
+          <w:sz w:val="24"/>
+          <w:szCs w:val="24"/>
+        </w:rPr>
+        <w:t>waktu</w:t>
+      </w:r>
+      <w:proofErr w:type="spellEnd"/>
+      <w:r>
+        <w:rPr>
+          <w:sz w:val="24"/>
+          <w:szCs w:val="24"/>
+        </w:rPr>
+        <w:t xml:space="preserve"> </w:t>
+      </w:r>
+      <w:proofErr w:type="spellStart"/>
+      <w:r>
+        <w:rPr>
+          <w:sz w:val="24"/>
+          <w:szCs w:val="24"/>
+        </w:rPr>
+        <w:t>istirahat</w:t>
+      </w:r>
+      <w:proofErr w:type="spellEnd"/>
+      <w:r>
+        <w:rPr>
+          <w:sz w:val="24"/>
+          <w:szCs w:val="24"/>
+        </w:rPr>
+        <w:t xml:space="preserve"> </w:t>
+      </w:r>
+      <w:proofErr w:type="spellStart"/>
+      <w:r>
+        <w:rPr>
+          <w:sz w:val="24"/>
+          <w:szCs w:val="24"/>
+        </w:rPr>
+        <w:t>datang</w:t>
+      </w:r>
+      <w:proofErr w:type="spellEnd"/>
+      <w:r>
+        <w:rPr>
+          <w:sz w:val="24"/>
+          <w:szCs w:val="24"/>
+        </w:rPr>
+        <w:t xml:space="preserve"> </w:t>
+      </w:r>
+      <w:proofErr w:type="spellStart"/>
+      <w:r>
+        <w:rPr>
+          <w:sz w:val="24"/>
+          <w:szCs w:val="24"/>
+        </w:rPr>
+        <w:t>juga</w:t>
+      </w:r>
+      <w:proofErr w:type="spellEnd"/>
+      <w:r>
+        <w:rPr>
+          <w:sz w:val="24"/>
+          <w:szCs w:val="24"/>
+        </w:rPr>
+        <w:t xml:space="preserve">. </w:t>
+      </w:r>
+      <w:proofErr w:type="spellStart"/>
+      <w:r>
+        <w:rPr>
+          <w:sz w:val="24"/>
+          <w:szCs w:val="24"/>
+        </w:rPr>
+        <w:t>Waktu</w:t>
+      </w:r>
+      <w:proofErr w:type="spellEnd"/>
+      <w:r>
+        <w:rPr>
+          <w:sz w:val="24"/>
+          <w:szCs w:val="24"/>
+        </w:rPr>
+        <w:t xml:space="preserve"> </w:t>
+      </w:r>
+      <w:proofErr w:type="spellStart"/>
+      <w:r>
+        <w:rPr>
+          <w:sz w:val="24"/>
+          <w:szCs w:val="24"/>
+        </w:rPr>
+        <w:t>ini</w:t>
+      </w:r>
+      <w:proofErr w:type="spellEnd"/>
+      <w:r>
+        <w:rPr>
+          <w:sz w:val="24"/>
+          <w:szCs w:val="24"/>
+        </w:rPr>
+        <w:t xml:space="preserve"> </w:t>
+      </w:r>
+      <w:proofErr w:type="spellStart"/>
+      <w:r>
+        <w:rPr>
+          <w:sz w:val="24"/>
+          <w:szCs w:val="24"/>
+        </w:rPr>
+        <w:t>adalah</w:t>
+      </w:r>
+      <w:proofErr w:type="spellEnd"/>
+      <w:r>
+        <w:rPr>
+          <w:sz w:val="24"/>
+          <w:szCs w:val="24"/>
+        </w:rPr>
+        <w:t xml:space="preserve"> </w:t>
+      </w:r>
+      <w:proofErr w:type="spellStart"/>
+      <w:r>
+        <w:rPr>
+          <w:sz w:val="24"/>
+          <w:szCs w:val="24"/>
+        </w:rPr>
+        <w:t>waktu</w:t>
+      </w:r>
+      <w:proofErr w:type="spellEnd"/>
+      <w:r>
+        <w:rPr>
+          <w:sz w:val="24"/>
+          <w:szCs w:val="24"/>
+        </w:rPr>
+        <w:t xml:space="preserve"> yang </w:t>
+      </w:r>
+      <w:proofErr w:type="spellStart"/>
+      <w:r>
+        <w:rPr>
+          <w:sz w:val="24"/>
+          <w:szCs w:val="24"/>
+        </w:rPr>
+        <w:t>amat</w:t>
+      </w:r>
+      <w:proofErr w:type="spellEnd"/>
+      <w:r>
+        <w:rPr>
+          <w:sz w:val="24"/>
+          <w:szCs w:val="24"/>
+        </w:rPr>
+        <w:t xml:space="preserve"> </w:t>
+      </w:r>
+      <w:proofErr w:type="spellStart"/>
+      <w:r>
+        <w:rPr>
+          <w:sz w:val="24"/>
+          <w:szCs w:val="24"/>
+        </w:rPr>
+        <w:t>aku</w:t>
+      </w:r>
+      <w:proofErr w:type="spellEnd"/>
+      <w:r>
+        <w:rPr>
+          <w:sz w:val="24"/>
+          <w:szCs w:val="24"/>
+        </w:rPr>
+        <w:t xml:space="preserve"> </w:t>
+      </w:r>
+      <w:proofErr w:type="spellStart"/>
+      <w:r>
+        <w:rPr>
+          <w:sz w:val="24"/>
+          <w:szCs w:val="24"/>
+        </w:rPr>
+        <w:t>tunggu</w:t>
+      </w:r>
+      <w:proofErr w:type="spellEnd"/>
+      <w:r>
+        <w:rPr>
+          <w:sz w:val="24"/>
+          <w:szCs w:val="24"/>
+        </w:rPr>
+        <w:t xml:space="preserve"> </w:t>
+      </w:r>
+      <w:proofErr w:type="spellStart"/>
+      <w:r>
+        <w:rPr>
+          <w:sz w:val="24"/>
+          <w:szCs w:val="24"/>
+        </w:rPr>
+        <w:t>sekali</w:t>
+      </w:r>
+      <w:proofErr w:type="spellEnd"/>
+      <w:r>
+        <w:rPr>
+          <w:sz w:val="24"/>
+          <w:szCs w:val="24"/>
+        </w:rPr>
+        <w:t xml:space="preserve"> </w:t>
+      </w:r>
+      <w:proofErr w:type="spellStart"/>
+      <w:r>
+        <w:rPr>
+          <w:sz w:val="24"/>
+          <w:szCs w:val="24"/>
+        </w:rPr>
+        <w:t>dari</w:t>
+      </w:r>
+      <w:proofErr w:type="spellEnd"/>
+      <w:r>
+        <w:rPr>
+          <w:sz w:val="24"/>
+          <w:szCs w:val="24"/>
+        </w:rPr>
+        <w:t xml:space="preserve"> </w:t>
+      </w:r>
+      <w:proofErr w:type="spellStart"/>
+      <w:r>
+        <w:rPr>
+          <w:sz w:val="24"/>
+          <w:szCs w:val="24"/>
+        </w:rPr>
+        <w:t>tadi</w:t>
+      </w:r>
+      <w:proofErr w:type="spellEnd"/>
+      <w:r>
+        <w:rPr>
+          <w:sz w:val="24"/>
+          <w:szCs w:val="24"/>
+        </w:rPr>
+        <w:t xml:space="preserve">. </w:t>
+      </w:r>
+      <w:proofErr w:type="spellStart"/>
+      <w:r>
+        <w:rPr>
+          <w:sz w:val="24"/>
+          <w:szCs w:val="24"/>
+        </w:rPr>
+        <w:t>Aku</w:t>
+      </w:r>
+      <w:proofErr w:type="spellEnd"/>
+      <w:r>
+        <w:rPr>
+          <w:sz w:val="24"/>
+          <w:szCs w:val="24"/>
+        </w:rPr>
+        <w:t xml:space="preserve"> </w:t>
+      </w:r>
+      <w:proofErr w:type="spellStart"/>
+      <w:r>
+        <w:rPr>
+          <w:sz w:val="24"/>
+          <w:szCs w:val="24"/>
+        </w:rPr>
+        <w:t>melihat</w:t>
+      </w:r>
+      <w:proofErr w:type="spellEnd"/>
+      <w:r>
+        <w:rPr>
+          <w:sz w:val="24"/>
+          <w:szCs w:val="24"/>
+        </w:rPr>
+        <w:t xml:space="preserve"> </w:t>
+      </w:r>
+      <w:proofErr w:type="spellStart"/>
+      <w:r>
+        <w:rPr>
+          <w:sz w:val="24"/>
+          <w:szCs w:val="24"/>
+        </w:rPr>
+        <w:t>jadwal</w:t>
+      </w:r>
+      <w:proofErr w:type="spellEnd"/>
+      <w:r>
+        <w:rPr>
+          <w:sz w:val="24"/>
+          <w:szCs w:val="24"/>
+        </w:rPr>
+        <w:t xml:space="preserve"> </w:t>
+      </w:r>
+      <w:proofErr w:type="spellStart"/>
+      <w:r>
+        <w:rPr>
+          <w:sz w:val="24"/>
+          <w:szCs w:val="24"/>
+        </w:rPr>
+        <w:t>piket</w:t>
+      </w:r>
+      <w:proofErr w:type="spellEnd"/>
+      <w:r>
+        <w:rPr>
+          <w:sz w:val="24"/>
+          <w:szCs w:val="24"/>
+        </w:rPr>
+        <w:t xml:space="preserve"> </w:t>
+      </w:r>
+      <w:proofErr w:type="spellStart"/>
+      <w:r>
+        <w:rPr>
+          <w:sz w:val="24"/>
+          <w:szCs w:val="24"/>
+        </w:rPr>
+        <w:t>untuk</w:t>
+      </w:r>
+      <w:proofErr w:type="spellEnd"/>
+      <w:r>
+        <w:rPr>
+          <w:sz w:val="24"/>
+          <w:szCs w:val="24"/>
+        </w:rPr>
+        <w:t xml:space="preserve"> </w:t>
+      </w:r>
+      <w:proofErr w:type="spellStart"/>
+      <w:r>
+        <w:rPr>
+          <w:sz w:val="24"/>
+          <w:szCs w:val="24"/>
+        </w:rPr>
+        <w:t>mengetahui</w:t>
+      </w:r>
+      <w:proofErr w:type="spellEnd"/>
+      <w:r>
+        <w:rPr>
+          <w:sz w:val="24"/>
+          <w:szCs w:val="24"/>
+        </w:rPr>
+        <w:t xml:space="preserve"> </w:t>
+      </w:r>
+      <w:proofErr w:type="spellStart"/>
+      <w:r>
+        <w:rPr>
+          <w:sz w:val="24"/>
+          <w:szCs w:val="24"/>
+        </w:rPr>
+        <w:t>siapa</w:t>
+      </w:r>
+      <w:proofErr w:type="spellEnd"/>
+      <w:r>
+        <w:rPr>
+          <w:sz w:val="24"/>
+          <w:szCs w:val="24"/>
+        </w:rPr>
+        <w:t xml:space="preserve"> yang </w:t>
+      </w:r>
+      <w:proofErr w:type="spellStart"/>
+      <w:r>
+        <w:rPr>
+          <w:sz w:val="24"/>
+          <w:szCs w:val="24"/>
+        </w:rPr>
+        <w:t>akan</w:t>
+      </w:r>
+      <w:proofErr w:type="spellEnd"/>
+      <w:r>
+        <w:rPr>
+          <w:sz w:val="24"/>
+          <w:szCs w:val="24"/>
+        </w:rPr>
+        <w:t xml:space="preserve"> </w:t>
+      </w:r>
+      <w:proofErr w:type="spellStart"/>
+      <w:r>
+        <w:rPr>
+          <w:sz w:val="24"/>
+          <w:szCs w:val="24"/>
+        </w:rPr>
+        <w:t>mengambil</w:t>
+      </w:r>
+      <w:proofErr w:type="spellEnd"/>
+      <w:r>
+        <w:rPr>
+          <w:sz w:val="24"/>
+          <w:szCs w:val="24"/>
+        </w:rPr>
+        <w:t xml:space="preserve"> MBG. </w:t>
+      </w:r>
+      <w:proofErr w:type="spellStart"/>
+      <w:r>
+        <w:rPr>
+          <w:sz w:val="24"/>
+          <w:szCs w:val="24"/>
+        </w:rPr>
+        <w:t>Tanpa</w:t>
+      </w:r>
+      <w:proofErr w:type="spellEnd"/>
+      <w:r>
+        <w:rPr>
+          <w:sz w:val="24"/>
+          <w:szCs w:val="24"/>
+        </w:rPr>
+        <w:t xml:space="preserve"> </w:t>
+      </w:r>
+      <w:proofErr w:type="spellStart"/>
+      <w:r>
+        <w:rPr>
+          <w:sz w:val="24"/>
+          <w:szCs w:val="24"/>
+        </w:rPr>
+        <w:t>diberi</w:t>
+      </w:r>
+      <w:proofErr w:type="spellEnd"/>
+      <w:r>
+        <w:rPr>
+          <w:sz w:val="24"/>
+          <w:szCs w:val="24"/>
+        </w:rPr>
+        <w:t xml:space="preserve"> aba </w:t>
+      </w:r>
+      <w:proofErr w:type="spellStart"/>
+      <w:r>
+        <w:rPr>
+          <w:sz w:val="24"/>
+          <w:szCs w:val="24"/>
+        </w:rPr>
+        <w:t>aba</w:t>
+      </w:r>
+      <w:proofErr w:type="spellEnd"/>
+      <w:r>
+        <w:rPr>
+          <w:sz w:val="24"/>
+          <w:szCs w:val="24"/>
+        </w:rPr>
+        <w:t xml:space="preserve">, </w:t>
+      </w:r>
+      <w:proofErr w:type="spellStart"/>
+      <w:r>
+        <w:rPr>
+          <w:sz w:val="24"/>
+          <w:szCs w:val="24"/>
+        </w:rPr>
+        <w:t>temanku</w:t>
+      </w:r>
+      <w:proofErr w:type="spellEnd"/>
+      <w:r>
+        <w:rPr>
+          <w:sz w:val="24"/>
+          <w:szCs w:val="24"/>
+        </w:rPr>
+        <w:t xml:space="preserve"> yang </w:t>
+      </w:r>
+      <w:proofErr w:type="spellStart"/>
+      <w:r>
+        <w:rPr>
+          <w:sz w:val="24"/>
+          <w:szCs w:val="24"/>
+        </w:rPr>
+        <w:t>sedang</w:t>
+      </w:r>
+      <w:proofErr w:type="spellEnd"/>
+      <w:r>
+        <w:rPr>
+          <w:sz w:val="24"/>
+          <w:szCs w:val="24"/>
+        </w:rPr>
+        <w:t xml:space="preserve"> </w:t>
+      </w:r>
+      <w:proofErr w:type="spellStart"/>
+      <w:r>
+        <w:rPr>
+          <w:sz w:val="24"/>
+          <w:szCs w:val="24"/>
+        </w:rPr>
+        <w:t>bertugas</w:t>
+      </w:r>
+      <w:proofErr w:type="spellEnd"/>
+      <w:r>
+        <w:rPr>
+          <w:sz w:val="24"/>
+          <w:szCs w:val="24"/>
+        </w:rPr>
+        <w:t xml:space="preserve"> </w:t>
+      </w:r>
+      <w:proofErr w:type="spellStart"/>
+      <w:r>
+        <w:rPr>
+          <w:sz w:val="24"/>
+          <w:szCs w:val="24"/>
+        </w:rPr>
+        <w:t>langsunng</w:t>
+      </w:r>
+      <w:proofErr w:type="spellEnd"/>
+      <w:r>
+        <w:rPr>
+          <w:sz w:val="24"/>
+          <w:szCs w:val="24"/>
+        </w:rPr>
+        <w:t xml:space="preserve"> </w:t>
+      </w:r>
+      <w:proofErr w:type="spellStart"/>
+      <w:r>
+        <w:rPr>
+          <w:sz w:val="24"/>
+          <w:szCs w:val="24"/>
+        </w:rPr>
+        <w:t>berangkat</w:t>
+      </w:r>
+      <w:proofErr w:type="spellEnd"/>
+      <w:r>
+        <w:rPr>
+          <w:sz w:val="24"/>
+          <w:szCs w:val="24"/>
+        </w:rPr>
+        <w:t xml:space="preserve"> </w:t>
+      </w:r>
+      <w:proofErr w:type="spellStart"/>
+      <w:r>
+        <w:rPr>
+          <w:sz w:val="24"/>
+          <w:szCs w:val="24"/>
+        </w:rPr>
+        <w:t>secepat</w:t>
+      </w:r>
+      <w:proofErr w:type="spellEnd"/>
+      <w:r>
+        <w:rPr>
+          <w:sz w:val="24"/>
+          <w:szCs w:val="24"/>
+        </w:rPr>
+        <w:t xml:space="preserve"> </w:t>
+      </w:r>
+      <w:proofErr w:type="spellStart"/>
+      <w:r>
+        <w:rPr>
+          <w:sz w:val="24"/>
+          <w:szCs w:val="24"/>
+        </w:rPr>
+        <w:t>kilat</w:t>
+      </w:r>
+      <w:proofErr w:type="spellEnd"/>
+      <w:r>
+        <w:rPr>
+          <w:sz w:val="24"/>
+          <w:szCs w:val="24"/>
+        </w:rPr>
+        <w:t xml:space="preserve">. </w:t>
+      </w:r>
+      <w:proofErr w:type="spellStart"/>
+      <w:r>
+        <w:rPr>
+          <w:sz w:val="24"/>
+          <w:szCs w:val="24"/>
+        </w:rPr>
+        <w:t>Baguslah</w:t>
+      </w:r>
+      <w:proofErr w:type="spellEnd"/>
+      <w:r>
+        <w:rPr>
+          <w:sz w:val="24"/>
+          <w:szCs w:val="24"/>
+        </w:rPr>
+        <w:t xml:space="preserve">, </w:t>
+      </w:r>
+      <w:proofErr w:type="spellStart"/>
+      <w:r>
+        <w:rPr>
+          <w:sz w:val="24"/>
+          <w:szCs w:val="24"/>
+        </w:rPr>
+        <w:t>dengan</w:t>
+      </w:r>
+      <w:proofErr w:type="spellEnd"/>
+      <w:r>
+        <w:rPr>
+          <w:sz w:val="24"/>
+          <w:szCs w:val="24"/>
+        </w:rPr>
+        <w:t xml:space="preserve"> </w:t>
+      </w:r>
+      <w:proofErr w:type="spellStart"/>
+      <w:r>
+        <w:rPr>
+          <w:sz w:val="24"/>
+          <w:szCs w:val="24"/>
+        </w:rPr>
+        <w:t>begitu</w:t>
+      </w:r>
+      <w:proofErr w:type="spellEnd"/>
+      <w:r>
+        <w:rPr>
+          <w:sz w:val="24"/>
+          <w:szCs w:val="24"/>
+        </w:rPr>
+        <w:t xml:space="preserve"> </w:t>
+      </w:r>
+      <w:proofErr w:type="spellStart"/>
+      <w:r>
+        <w:rPr>
+          <w:sz w:val="24"/>
+          <w:szCs w:val="24"/>
+        </w:rPr>
+        <w:t>aku</w:t>
+      </w:r>
+      <w:proofErr w:type="spellEnd"/>
+      <w:r>
+        <w:rPr>
+          <w:sz w:val="24"/>
+          <w:szCs w:val="24"/>
+        </w:rPr>
+        <w:t xml:space="preserve"> </w:t>
+      </w:r>
+      <w:proofErr w:type="spellStart"/>
+      <w:r>
+        <w:rPr>
+          <w:sz w:val="24"/>
+          <w:szCs w:val="24"/>
+        </w:rPr>
+        <w:t>tidak</w:t>
+      </w:r>
+      <w:proofErr w:type="spellEnd"/>
+      <w:r>
+        <w:rPr>
+          <w:sz w:val="24"/>
+          <w:szCs w:val="24"/>
+        </w:rPr>
+        <w:t xml:space="preserve"> </w:t>
+      </w:r>
+      <w:proofErr w:type="spellStart"/>
+      <w:r>
+        <w:rPr>
+          <w:sz w:val="24"/>
+          <w:szCs w:val="24"/>
+        </w:rPr>
+        <w:t>periu</w:t>
+      </w:r>
+      <w:proofErr w:type="spellEnd"/>
+      <w:r>
+        <w:rPr>
+          <w:sz w:val="24"/>
+          <w:szCs w:val="24"/>
+        </w:rPr>
+        <w:t xml:space="preserve"> </w:t>
+      </w:r>
+      <w:proofErr w:type="spellStart"/>
+      <w:r>
+        <w:rPr>
+          <w:sz w:val="24"/>
+          <w:szCs w:val="24"/>
+        </w:rPr>
+        <w:t>menunggu</w:t>
+      </w:r>
+      <w:proofErr w:type="spellEnd"/>
+      <w:r>
+        <w:rPr>
+          <w:sz w:val="24"/>
+          <w:szCs w:val="24"/>
+        </w:rPr>
+        <w:t xml:space="preserve"> lama.</w:t>
+      </w:r>
+    </w:p>
+    <w:p>
+      <w:pPr>
+        <w:rPr>
+          <w:sz w:val="24"/>
+          <w:szCs w:val="24"/>
+        </w:rPr>
+      </w:pPr>
+      <w:r>
+        <w:rPr>
+          <w:sz w:val="24"/>
+          <w:szCs w:val="24"/>
+        </w:rPr>
+        <w:tab/>
+      </w:r>
+    </w:p>
+    <w:p>
+      <w:pPr>
+        <w:rPr>
+          <w:sz w:val="24"/>
+          <w:szCs w:val="24"/>
+        </w:rPr>
+      </w:pPr>
+      <w:r>
+        <w:rPr>
+          <w:sz w:val="24"/>
+          <w:szCs w:val="24"/>
+        </w:rPr>
+        <w:tab/>
+      </w:r>
+      <w:proofErr w:type="spellStart"/>
+      <w:r>
+        <w:rPr>
+          <w:sz w:val="24"/>
+          <w:szCs w:val="24"/>
+        </w:rPr>
+        <w:t>Seperti</w:t>
+      </w:r>
+      <w:proofErr w:type="spellEnd"/>
+      <w:r>
+        <w:rPr>
+          <w:sz w:val="24"/>
+          <w:szCs w:val="24"/>
+        </w:rPr>
+        <w:t xml:space="preserve"> </w:t>
+      </w:r>
+      <w:proofErr w:type="spellStart"/>
+      <w:r>
+        <w:rPr>
+          <w:sz w:val="24"/>
+          <w:szCs w:val="24"/>
+        </w:rPr>
+        <w:t>biasa</w:t>
+      </w:r>
+      <w:proofErr w:type="spellEnd"/>
+      <w:r>
+        <w:rPr>
+          <w:sz w:val="24"/>
+          <w:szCs w:val="24"/>
+        </w:rPr>
+        <w:t xml:space="preserve">, </w:t>
+      </w:r>
+      <w:proofErr w:type="spellStart"/>
+      <w:r>
+        <w:rPr>
+          <w:sz w:val="24"/>
+          <w:szCs w:val="24"/>
+        </w:rPr>
+        <w:t>hari</w:t>
+      </w:r>
+      <w:proofErr w:type="spellEnd"/>
+      <w:r>
+        <w:rPr>
+          <w:sz w:val="24"/>
+          <w:szCs w:val="24"/>
+        </w:rPr>
+        <w:t xml:space="preserve"> </w:t>
+      </w:r>
+      <w:proofErr w:type="spellStart"/>
+      <w:r>
+        <w:rPr>
+          <w:sz w:val="24"/>
+          <w:szCs w:val="24"/>
+        </w:rPr>
+        <w:t>jum’at</w:t>
+      </w:r>
+      <w:proofErr w:type="spellEnd"/>
+      <w:r>
+        <w:rPr>
+          <w:sz w:val="24"/>
+          <w:szCs w:val="24"/>
+        </w:rPr>
+        <w:t xml:space="preserve"> </w:t>
+      </w:r>
+      <w:proofErr w:type="spellStart"/>
+      <w:r>
+        <w:rPr>
+          <w:sz w:val="24"/>
+          <w:szCs w:val="24"/>
+        </w:rPr>
+        <w:t>maka</w:t>
+      </w:r>
+      <w:proofErr w:type="spellEnd"/>
+      <w:r>
+        <w:rPr>
+          <w:sz w:val="24"/>
+          <w:szCs w:val="24"/>
+        </w:rPr>
+        <w:t xml:space="preserve"> MBG kali </w:t>
+      </w:r>
+      <w:proofErr w:type="spellStart"/>
+      <w:r>
+        <w:rPr>
+          <w:sz w:val="24"/>
+          <w:szCs w:val="24"/>
+        </w:rPr>
+        <w:t>ini</w:t>
+      </w:r>
+      <w:proofErr w:type="spellEnd"/>
+      <w:r>
+        <w:rPr>
+          <w:sz w:val="24"/>
+          <w:szCs w:val="24"/>
+        </w:rPr>
+        <w:t xml:space="preserve"> </w:t>
+      </w:r>
+      <w:proofErr w:type="spellStart"/>
+      <w:r>
+        <w:rPr>
+          <w:sz w:val="24"/>
+          <w:szCs w:val="24"/>
+        </w:rPr>
+        <w:t>tidak</w:t>
+      </w:r>
+      <w:proofErr w:type="spellEnd"/>
+      <w:r>
+        <w:rPr>
+          <w:sz w:val="24"/>
+          <w:szCs w:val="24"/>
+        </w:rPr>
+        <w:t xml:space="preserve"> </w:t>
+      </w:r>
+      <w:proofErr w:type="spellStart"/>
+      <w:r>
+        <w:rPr>
+          <w:sz w:val="24"/>
+          <w:szCs w:val="24"/>
+        </w:rPr>
+        <w:t>ada</w:t>
+      </w:r>
+      <w:proofErr w:type="spellEnd"/>
+      <w:r>
+        <w:rPr>
+          <w:sz w:val="24"/>
+          <w:szCs w:val="24"/>
+        </w:rPr>
+        <w:t xml:space="preserve"> </w:t>
+      </w:r>
+      <w:proofErr w:type="spellStart"/>
+      <w:r>
+        <w:rPr>
+          <w:sz w:val="24"/>
+          <w:szCs w:val="24"/>
+        </w:rPr>
+        <w:t>nasi</w:t>
+      </w:r>
+      <w:proofErr w:type="spellEnd"/>
+      <w:r>
+        <w:rPr>
+          <w:sz w:val="24"/>
+          <w:szCs w:val="24"/>
+        </w:rPr>
+        <w:t xml:space="preserve">. </w:t>
+      </w:r>
+      <w:proofErr w:type="spellStart"/>
+      <w:r>
+        <w:rPr>
+          <w:sz w:val="24"/>
+          <w:szCs w:val="24"/>
+        </w:rPr>
+        <w:t>Walaupun</w:t>
+      </w:r>
+      <w:proofErr w:type="spellEnd"/>
+      <w:r>
+        <w:rPr>
+          <w:sz w:val="24"/>
+          <w:szCs w:val="24"/>
+        </w:rPr>
+        <w:t xml:space="preserve"> </w:t>
+      </w:r>
+      <w:proofErr w:type="spellStart"/>
+      <w:r>
+        <w:rPr>
+          <w:sz w:val="24"/>
+          <w:szCs w:val="24"/>
+        </w:rPr>
+        <w:t>begitu</w:t>
+      </w:r>
+      <w:proofErr w:type="spellEnd"/>
+      <w:r>
+        <w:rPr>
+          <w:sz w:val="24"/>
+          <w:szCs w:val="24"/>
+        </w:rPr>
+        <w:t xml:space="preserve"> </w:t>
+      </w:r>
+      <w:proofErr w:type="spellStart"/>
+      <w:r>
+        <w:rPr>
+          <w:sz w:val="24"/>
+          <w:szCs w:val="24"/>
+        </w:rPr>
+        <w:t>aku</w:t>
+      </w:r>
+      <w:proofErr w:type="spellEnd"/>
+      <w:r>
+        <w:rPr>
+          <w:sz w:val="24"/>
+          <w:szCs w:val="24"/>
+        </w:rPr>
+        <w:t xml:space="preserve"> </w:t>
+      </w:r>
+      <w:proofErr w:type="spellStart"/>
+      <w:r>
+        <w:rPr>
+          <w:sz w:val="24"/>
+          <w:szCs w:val="24"/>
+        </w:rPr>
+        <w:t>tetap</w:t>
+      </w:r>
+      <w:proofErr w:type="spellEnd"/>
+      <w:r>
+        <w:rPr>
+          <w:sz w:val="24"/>
+          <w:szCs w:val="24"/>
+        </w:rPr>
+        <w:t xml:space="preserve"> </w:t>
+      </w:r>
+      <w:proofErr w:type="spellStart"/>
+      <w:r>
+        <w:rPr>
+          <w:sz w:val="24"/>
+          <w:szCs w:val="24"/>
+        </w:rPr>
+        <w:t>menyukainya</w:t>
+      </w:r>
+      <w:proofErr w:type="spellEnd"/>
+      <w:r>
+        <w:rPr>
+          <w:sz w:val="24"/>
+          <w:szCs w:val="24"/>
+        </w:rPr>
+        <w:t xml:space="preserve">. </w:t>
+      </w:r>
+    </w:p>
+    <w:p>
+      <w:pPr>
+        <w:rPr>
+          <w:sz w:val="24"/>
+          <w:szCs w:val="24"/>
+        </w:rPr>
+      </w:pPr>
+      <w:r>
+        <w:rPr>
+          <w:sz w:val="24"/>
+          <w:szCs w:val="24"/>
+        </w:rPr>
+        <w:tab/>
+      </w:r>
+      <w:proofErr w:type="spellStart"/>
+      <w:r>
+        <w:rPr>
+          <w:sz w:val="24"/>
+          <w:szCs w:val="24"/>
+        </w:rPr>
+        <w:t>Temanku</w:t>
+      </w:r>
+      <w:proofErr w:type="spellEnd"/>
+      <w:r>
+        <w:rPr>
+          <w:sz w:val="24"/>
+          <w:szCs w:val="24"/>
+        </w:rPr>
+        <w:t xml:space="preserve"> </w:t>
+      </w:r>
+      <w:proofErr w:type="spellStart"/>
+      <w:r>
+        <w:rPr>
+          <w:sz w:val="24"/>
+          <w:szCs w:val="24"/>
+        </w:rPr>
+        <w:t>sudah</w:t>
+      </w:r>
+      <w:proofErr w:type="spellEnd"/>
+      <w:r>
+        <w:rPr>
+          <w:sz w:val="24"/>
+          <w:szCs w:val="24"/>
+        </w:rPr>
+        <w:t xml:space="preserve"> </w:t>
+      </w:r>
+      <w:proofErr w:type="spellStart"/>
+      <w:r>
+        <w:rPr>
+          <w:sz w:val="24"/>
+          <w:szCs w:val="24"/>
+        </w:rPr>
+        <w:t>kembali</w:t>
+      </w:r>
+      <w:proofErr w:type="spellEnd"/>
+      <w:r>
+        <w:rPr>
+          <w:sz w:val="24"/>
+          <w:szCs w:val="24"/>
+        </w:rPr>
+        <w:t xml:space="preserve">, </w:t>
+      </w:r>
+      <w:proofErr w:type="spellStart"/>
+      <w:r>
+        <w:rPr>
+          <w:sz w:val="24"/>
+          <w:szCs w:val="24"/>
+        </w:rPr>
+        <w:t>dengan</w:t>
+      </w:r>
+      <w:proofErr w:type="spellEnd"/>
+      <w:r>
+        <w:rPr>
+          <w:sz w:val="24"/>
+          <w:szCs w:val="24"/>
+        </w:rPr>
+        <w:t xml:space="preserve"> </w:t>
+      </w:r>
+      <w:proofErr w:type="spellStart"/>
+      <w:r>
+        <w:rPr>
+          <w:sz w:val="24"/>
+          <w:szCs w:val="24"/>
+        </w:rPr>
+        <w:t>membawa</w:t>
+      </w:r>
+      <w:proofErr w:type="spellEnd"/>
+      <w:r>
+        <w:rPr>
+          <w:sz w:val="24"/>
+          <w:szCs w:val="24"/>
+        </w:rPr>
+        <w:t xml:space="preserve"> </w:t>
+      </w:r>
+      <w:proofErr w:type="spellStart"/>
+      <w:r>
+        <w:rPr>
+          <w:sz w:val="24"/>
+          <w:szCs w:val="24"/>
+        </w:rPr>
+        <w:t>seikat</w:t>
+      </w:r>
+      <w:proofErr w:type="spellEnd"/>
+      <w:r>
+        <w:rPr>
+          <w:sz w:val="24"/>
+          <w:szCs w:val="24"/>
+        </w:rPr>
+        <w:t xml:space="preserve"> </w:t>
+      </w:r>
+      <w:proofErr w:type="spellStart"/>
+      <w:r>
+        <w:rPr>
+          <w:sz w:val="24"/>
+          <w:szCs w:val="24"/>
+        </w:rPr>
+        <w:t>ompreng</w:t>
+      </w:r>
+      <w:proofErr w:type="spellEnd"/>
+      <w:r>
+        <w:rPr>
+          <w:sz w:val="24"/>
+          <w:szCs w:val="24"/>
+        </w:rPr>
+        <w:t xml:space="preserve"> yang </w:t>
+      </w:r>
+      <w:proofErr w:type="spellStart"/>
+      <w:r>
+        <w:rPr>
+          <w:sz w:val="24"/>
+          <w:szCs w:val="24"/>
+        </w:rPr>
+        <w:t>dibawanya</w:t>
+      </w:r>
+      <w:proofErr w:type="spellEnd"/>
+      <w:r>
+        <w:rPr>
+          <w:sz w:val="24"/>
+          <w:szCs w:val="24"/>
+        </w:rPr>
+        <w:t xml:space="preserve">. </w:t>
+      </w:r>
+      <w:proofErr w:type="spellStart"/>
+      <w:r>
+        <w:rPr>
+          <w:sz w:val="24"/>
+          <w:szCs w:val="24"/>
+        </w:rPr>
+        <w:t>Dia</w:t>
+      </w:r>
+      <w:proofErr w:type="spellEnd"/>
+      <w:r>
+        <w:rPr>
+          <w:sz w:val="24"/>
+          <w:szCs w:val="24"/>
+        </w:rPr>
+        <w:t xml:space="preserve"> </w:t>
+      </w:r>
+      <w:proofErr w:type="spellStart"/>
+      <w:r>
+        <w:rPr>
+          <w:sz w:val="24"/>
+          <w:szCs w:val="24"/>
+        </w:rPr>
+        <w:t>cepat</w:t>
+      </w:r>
+      <w:proofErr w:type="spellEnd"/>
+      <w:r>
+        <w:rPr>
+          <w:sz w:val="24"/>
+          <w:szCs w:val="24"/>
+        </w:rPr>
+        <w:t xml:space="preserve"> </w:t>
+      </w:r>
+      <w:proofErr w:type="spellStart"/>
+      <w:r>
+        <w:rPr>
+          <w:sz w:val="24"/>
+          <w:szCs w:val="24"/>
+        </w:rPr>
+        <w:t>cepat</w:t>
+      </w:r>
+      <w:proofErr w:type="spellEnd"/>
+      <w:r>
+        <w:rPr>
+          <w:sz w:val="24"/>
+          <w:szCs w:val="24"/>
+        </w:rPr>
+        <w:t xml:space="preserve"> </w:t>
+      </w:r>
+      <w:proofErr w:type="spellStart"/>
+      <w:r>
+        <w:rPr>
+          <w:sz w:val="24"/>
+          <w:szCs w:val="24"/>
+        </w:rPr>
+        <w:t>menaruhnya</w:t>
+      </w:r>
+      <w:proofErr w:type="spellEnd"/>
+      <w:r>
+        <w:rPr>
+          <w:sz w:val="24"/>
+          <w:szCs w:val="24"/>
+        </w:rPr>
+        <w:t xml:space="preserve"> di </w:t>
+      </w:r>
+      <w:proofErr w:type="spellStart"/>
+      <w:r>
+        <w:rPr>
+          <w:sz w:val="24"/>
+          <w:szCs w:val="24"/>
+        </w:rPr>
+        <w:t>mejaku</w:t>
+      </w:r>
+      <w:proofErr w:type="spellEnd"/>
+      <w:r>
+        <w:rPr>
+          <w:sz w:val="24"/>
+          <w:szCs w:val="24"/>
+        </w:rPr>
+        <w:t xml:space="preserve">. </w:t>
+      </w:r>
+      <w:proofErr w:type="spellStart"/>
+      <w:r>
+        <w:rPr>
+          <w:sz w:val="24"/>
+          <w:szCs w:val="24"/>
+        </w:rPr>
+        <w:t>Seperti</w:t>
+      </w:r>
+      <w:proofErr w:type="spellEnd"/>
+      <w:r>
+        <w:rPr>
+          <w:sz w:val="24"/>
+          <w:szCs w:val="24"/>
+        </w:rPr>
+        <w:t xml:space="preserve"> </w:t>
+      </w:r>
+      <w:proofErr w:type="spellStart"/>
+      <w:r>
+        <w:rPr>
+          <w:sz w:val="24"/>
+          <w:szCs w:val="24"/>
+        </w:rPr>
+        <w:t>biasanya</w:t>
+      </w:r>
+      <w:proofErr w:type="spellEnd"/>
+      <w:r>
+        <w:rPr>
+          <w:sz w:val="24"/>
+          <w:szCs w:val="24"/>
+        </w:rPr>
+        <w:t xml:space="preserve"> </w:t>
+      </w:r>
+      <w:proofErr w:type="spellStart"/>
+      <w:r>
+        <w:rPr>
+          <w:sz w:val="24"/>
+          <w:szCs w:val="24"/>
+        </w:rPr>
+        <w:t>mejaku</w:t>
+      </w:r>
+      <w:proofErr w:type="spellEnd"/>
+      <w:r>
+        <w:rPr>
+          <w:sz w:val="24"/>
+          <w:szCs w:val="24"/>
+        </w:rPr>
+        <w:t xml:space="preserve"> </w:t>
+      </w:r>
+      <w:proofErr w:type="spellStart"/>
+      <w:r>
+        <w:rPr>
+          <w:sz w:val="24"/>
+          <w:szCs w:val="24"/>
+        </w:rPr>
+        <w:t>selalu</w:t>
+      </w:r>
+      <w:proofErr w:type="spellEnd"/>
+      <w:r>
+        <w:rPr>
+          <w:sz w:val="24"/>
+          <w:szCs w:val="24"/>
+        </w:rPr>
+        <w:t xml:space="preserve"> </w:t>
+      </w:r>
+      <w:proofErr w:type="spellStart"/>
+      <w:r>
+        <w:rPr>
+          <w:sz w:val="24"/>
+          <w:szCs w:val="24"/>
+        </w:rPr>
+        <w:t>menjadi</w:t>
+      </w:r>
+      <w:proofErr w:type="spellEnd"/>
+      <w:r>
+        <w:rPr>
+          <w:sz w:val="24"/>
+          <w:szCs w:val="24"/>
+        </w:rPr>
+        <w:t xml:space="preserve"> </w:t>
+      </w:r>
+      <w:proofErr w:type="spellStart"/>
+      <w:r>
+        <w:rPr>
+          <w:sz w:val="24"/>
+          <w:szCs w:val="24"/>
+        </w:rPr>
+        <w:t>langganan</w:t>
+      </w:r>
+      <w:proofErr w:type="spellEnd"/>
+      <w:r>
+        <w:rPr>
+          <w:sz w:val="24"/>
+          <w:szCs w:val="24"/>
+        </w:rPr>
+        <w:t xml:space="preserve"> </w:t>
+      </w:r>
+      <w:proofErr w:type="spellStart"/>
+      <w:r>
+        <w:rPr>
+          <w:sz w:val="24"/>
+          <w:szCs w:val="24"/>
+        </w:rPr>
+        <w:t>tempat</w:t>
+      </w:r>
+      <w:proofErr w:type="spellEnd"/>
+      <w:r>
+        <w:rPr>
+          <w:sz w:val="24"/>
+          <w:szCs w:val="24"/>
+        </w:rPr>
+        <w:t xml:space="preserve"> parker MBG.</w:t>
+      </w:r>
+    </w:p>
+    <w:p>
+      <w:pPr>
+        <w:rPr>
+          <w:sz w:val="24"/>
+          <w:szCs w:val="24"/>
+        </w:rPr>
+      </w:pPr>
+      <w:r>
+        <w:rPr>
+          <w:sz w:val="24"/>
+          <w:szCs w:val="24"/>
+        </w:rPr>
+        <w:tab/>
+      </w:r>
+      <w:proofErr w:type="spellStart"/>
+      <w:r>
+        <w:rPr>
+          <w:sz w:val="24"/>
+          <w:szCs w:val="24"/>
+        </w:rPr>
+        <w:t>Aku</w:t>
+      </w:r>
+      <w:proofErr w:type="spellEnd"/>
+      <w:r>
+        <w:rPr>
+          <w:sz w:val="24"/>
+          <w:szCs w:val="24"/>
+        </w:rPr>
+        <w:t xml:space="preserve"> </w:t>
+      </w:r>
+      <w:proofErr w:type="spellStart"/>
+      <w:r>
+        <w:rPr>
+          <w:sz w:val="24"/>
+          <w:szCs w:val="24"/>
+        </w:rPr>
+        <w:t>mengambil</w:t>
+      </w:r>
+      <w:proofErr w:type="spellEnd"/>
+      <w:r>
+        <w:rPr>
+          <w:sz w:val="24"/>
+          <w:szCs w:val="24"/>
+        </w:rPr>
+        <w:t xml:space="preserve"> </w:t>
+      </w:r>
+      <w:proofErr w:type="spellStart"/>
+      <w:r>
+        <w:rPr>
+          <w:sz w:val="24"/>
+          <w:szCs w:val="24"/>
+        </w:rPr>
+        <w:t>satu</w:t>
+      </w:r>
+      <w:proofErr w:type="spellEnd"/>
+      <w:r>
+        <w:rPr>
+          <w:sz w:val="24"/>
+          <w:szCs w:val="24"/>
+        </w:rPr>
+        <w:t xml:space="preserve"> </w:t>
+      </w:r>
+      <w:proofErr w:type="spellStart"/>
+      <w:r>
+        <w:rPr>
+          <w:sz w:val="24"/>
+          <w:szCs w:val="24"/>
+        </w:rPr>
+        <w:t>dan</w:t>
+      </w:r>
+      <w:proofErr w:type="spellEnd"/>
+      <w:r>
+        <w:rPr>
+          <w:sz w:val="24"/>
+          <w:szCs w:val="24"/>
+        </w:rPr>
+        <w:t xml:space="preserve"> </w:t>
+      </w:r>
+      <w:proofErr w:type="spellStart"/>
+      <w:r>
+        <w:rPr>
+          <w:sz w:val="24"/>
+          <w:szCs w:val="24"/>
+        </w:rPr>
+        <w:t>lagsung</w:t>
+      </w:r>
+      <w:proofErr w:type="spellEnd"/>
+      <w:r>
+        <w:rPr>
+          <w:sz w:val="24"/>
+          <w:szCs w:val="24"/>
+        </w:rPr>
+        <w:t xml:space="preserve"> </w:t>
+      </w:r>
+      <w:proofErr w:type="spellStart"/>
+      <w:r>
+        <w:rPr>
+          <w:sz w:val="24"/>
+          <w:szCs w:val="24"/>
+        </w:rPr>
+        <w:t>memakannya</w:t>
+      </w:r>
+      <w:proofErr w:type="spellEnd"/>
+      <w:r>
+        <w:rPr>
+          <w:sz w:val="24"/>
+          <w:szCs w:val="24"/>
+        </w:rPr>
+        <w:t xml:space="preserve">. </w:t>
+      </w:r>
+      <w:proofErr w:type="spellStart"/>
+      <w:r>
+        <w:rPr>
+          <w:sz w:val="24"/>
+          <w:szCs w:val="24"/>
+        </w:rPr>
+        <w:t>Sebenarnya</w:t>
+      </w:r>
+      <w:proofErr w:type="spellEnd"/>
+      <w:r>
+        <w:rPr>
+          <w:sz w:val="24"/>
+          <w:szCs w:val="24"/>
+        </w:rPr>
+        <w:t xml:space="preserve"> </w:t>
+      </w:r>
+      <w:proofErr w:type="spellStart"/>
+      <w:r>
+        <w:rPr>
+          <w:sz w:val="24"/>
+          <w:szCs w:val="24"/>
+        </w:rPr>
+        <w:t>aku</w:t>
+      </w:r>
+      <w:proofErr w:type="spellEnd"/>
+      <w:r>
+        <w:rPr>
+          <w:sz w:val="24"/>
+          <w:szCs w:val="24"/>
+        </w:rPr>
+        <w:t xml:space="preserve"> </w:t>
+      </w:r>
+      <w:proofErr w:type="spellStart"/>
+      <w:r>
+        <w:rPr>
+          <w:sz w:val="24"/>
+          <w:szCs w:val="24"/>
+        </w:rPr>
+        <w:t>mau</w:t>
+      </w:r>
+      <w:proofErr w:type="spellEnd"/>
+      <w:r>
+        <w:rPr>
+          <w:sz w:val="24"/>
+          <w:szCs w:val="24"/>
+        </w:rPr>
+        <w:t xml:space="preserve"> </w:t>
+      </w:r>
+      <w:proofErr w:type="spellStart"/>
+      <w:r>
+        <w:rPr>
+          <w:sz w:val="24"/>
+          <w:szCs w:val="24"/>
+        </w:rPr>
+        <w:t>ambil</w:t>
+      </w:r>
+      <w:proofErr w:type="spellEnd"/>
+      <w:r>
+        <w:rPr>
+          <w:sz w:val="24"/>
+          <w:szCs w:val="24"/>
+        </w:rPr>
+        <w:t xml:space="preserve"> </w:t>
+      </w:r>
+      <w:proofErr w:type="spellStart"/>
+      <w:r>
+        <w:rPr>
+          <w:sz w:val="24"/>
+          <w:szCs w:val="24"/>
+        </w:rPr>
+        <w:t>lebih</w:t>
+      </w:r>
+      <w:proofErr w:type="spellEnd"/>
+      <w:r>
+        <w:rPr>
+          <w:sz w:val="24"/>
+          <w:szCs w:val="24"/>
+        </w:rPr>
+        <w:t xml:space="preserve">, </w:t>
+      </w:r>
+      <w:proofErr w:type="spellStart"/>
+      <w:r>
+        <w:rPr>
+          <w:sz w:val="24"/>
+          <w:szCs w:val="24"/>
+        </w:rPr>
+        <w:t>tetapi</w:t>
+      </w:r>
+      <w:proofErr w:type="spellEnd"/>
+      <w:r>
+        <w:rPr>
+          <w:sz w:val="24"/>
+          <w:szCs w:val="24"/>
+        </w:rPr>
+        <w:t xml:space="preserve"> </w:t>
+      </w:r>
+      <w:proofErr w:type="spellStart"/>
+      <w:r>
+        <w:rPr>
+          <w:sz w:val="24"/>
+          <w:szCs w:val="24"/>
+        </w:rPr>
+        <w:t>karena</w:t>
+      </w:r>
+      <w:proofErr w:type="spellEnd"/>
+      <w:r>
+        <w:rPr>
+          <w:sz w:val="24"/>
+          <w:szCs w:val="24"/>
+        </w:rPr>
+        <w:t xml:space="preserve"> </w:t>
+      </w:r>
+      <w:proofErr w:type="spellStart"/>
+      <w:r>
+        <w:rPr>
+          <w:sz w:val="24"/>
+          <w:szCs w:val="24"/>
+        </w:rPr>
+        <w:t>aku</w:t>
+      </w:r>
+      <w:proofErr w:type="spellEnd"/>
+      <w:r>
+        <w:rPr>
+          <w:sz w:val="24"/>
+          <w:szCs w:val="24"/>
+        </w:rPr>
+        <w:t xml:space="preserve"> </w:t>
+      </w:r>
+      <w:proofErr w:type="spellStart"/>
+      <w:r>
+        <w:rPr>
+          <w:sz w:val="24"/>
+          <w:szCs w:val="24"/>
+        </w:rPr>
+        <w:t>khawatir</w:t>
+      </w:r>
+      <w:proofErr w:type="spellEnd"/>
+      <w:r>
+        <w:rPr>
+          <w:sz w:val="24"/>
+          <w:szCs w:val="24"/>
+        </w:rPr>
+        <w:t xml:space="preserve"> </w:t>
+      </w:r>
+      <w:proofErr w:type="spellStart"/>
+      <w:r>
+        <w:rPr>
+          <w:sz w:val="24"/>
+          <w:szCs w:val="24"/>
+        </w:rPr>
+        <w:t>ada</w:t>
+      </w:r>
+      <w:proofErr w:type="spellEnd"/>
+      <w:r>
+        <w:rPr>
+          <w:sz w:val="24"/>
+          <w:szCs w:val="24"/>
+        </w:rPr>
+        <w:t xml:space="preserve"> yang </w:t>
+      </w:r>
+      <w:proofErr w:type="spellStart"/>
+      <w:r>
+        <w:rPr>
+          <w:sz w:val="24"/>
+          <w:szCs w:val="24"/>
+        </w:rPr>
+        <w:t>belum</w:t>
+      </w:r>
+      <w:proofErr w:type="spellEnd"/>
+      <w:r>
+        <w:rPr>
+          <w:sz w:val="24"/>
+          <w:szCs w:val="24"/>
+        </w:rPr>
+        <w:t xml:space="preserve"> </w:t>
+      </w:r>
+      <w:proofErr w:type="spellStart"/>
+      <w:r>
+        <w:rPr>
+          <w:sz w:val="24"/>
+          <w:szCs w:val="24"/>
+        </w:rPr>
+        <w:t>makan</w:t>
+      </w:r>
+      <w:proofErr w:type="spellEnd"/>
+      <w:r>
+        <w:rPr>
+          <w:sz w:val="24"/>
+          <w:szCs w:val="24"/>
+        </w:rPr>
+        <w:t xml:space="preserve">, </w:t>
+      </w:r>
+      <w:proofErr w:type="spellStart"/>
+      <w:r>
+        <w:rPr>
+          <w:sz w:val="24"/>
+          <w:szCs w:val="24"/>
+        </w:rPr>
+        <w:t>akhirnya</w:t>
+      </w:r>
+      <w:proofErr w:type="spellEnd"/>
+      <w:r>
+        <w:rPr>
+          <w:sz w:val="24"/>
+          <w:szCs w:val="24"/>
+        </w:rPr>
+        <w:t xml:space="preserve"> </w:t>
+      </w:r>
+      <w:proofErr w:type="spellStart"/>
+      <w:r>
+        <w:rPr>
+          <w:sz w:val="24"/>
+          <w:szCs w:val="24"/>
+        </w:rPr>
+        <w:t>aku</w:t>
+      </w:r>
+      <w:proofErr w:type="spellEnd"/>
+      <w:r>
+        <w:rPr>
+          <w:sz w:val="24"/>
+          <w:szCs w:val="24"/>
+        </w:rPr>
+        <w:t xml:space="preserve"> </w:t>
+      </w:r>
+      <w:proofErr w:type="spellStart"/>
+      <w:r>
+        <w:rPr>
+          <w:sz w:val="24"/>
+          <w:szCs w:val="24"/>
+        </w:rPr>
+        <w:t>ambil</w:t>
+      </w:r>
+      <w:proofErr w:type="spellEnd"/>
+      <w:r>
+        <w:rPr>
+          <w:sz w:val="24"/>
+          <w:szCs w:val="24"/>
+        </w:rPr>
+        <w:t xml:space="preserve"> </w:t>
+      </w:r>
+      <w:proofErr w:type="spellStart"/>
+      <w:r>
+        <w:rPr>
+          <w:sz w:val="24"/>
+          <w:szCs w:val="24"/>
+        </w:rPr>
+        <w:t>satu</w:t>
+      </w:r>
+      <w:proofErr w:type="spellEnd"/>
+      <w:r>
+        <w:rPr>
+          <w:sz w:val="24"/>
+          <w:szCs w:val="24"/>
+        </w:rPr>
+        <w:t xml:space="preserve"> </w:t>
+      </w:r>
+      <w:proofErr w:type="spellStart"/>
+      <w:r>
+        <w:rPr>
+          <w:sz w:val="24"/>
+          <w:szCs w:val="24"/>
+        </w:rPr>
+        <w:t>saja</w:t>
+      </w:r>
+      <w:proofErr w:type="spellEnd"/>
+      <w:r>
+        <w:rPr>
+          <w:sz w:val="24"/>
+          <w:szCs w:val="24"/>
+        </w:rPr>
+        <w:t xml:space="preserve"> </w:t>
+      </w:r>
+      <w:proofErr w:type="spellStart"/>
+      <w:r>
+        <w:rPr>
+          <w:sz w:val="24"/>
+          <w:szCs w:val="24"/>
+        </w:rPr>
+        <w:t>dahulu</w:t>
+      </w:r>
+      <w:proofErr w:type="spellEnd"/>
+      <w:r>
+        <w:rPr>
+          <w:sz w:val="24"/>
+          <w:szCs w:val="24"/>
+        </w:rPr>
+        <w:t xml:space="preserve">. </w:t>
+      </w:r>
+      <w:proofErr w:type="spellStart"/>
+      <w:r>
+        <w:rPr>
+          <w:sz w:val="24"/>
+          <w:szCs w:val="24"/>
+        </w:rPr>
+        <w:t>Nanti</w:t>
+      </w:r>
+      <w:proofErr w:type="spellEnd"/>
+      <w:r>
+        <w:rPr>
+          <w:sz w:val="24"/>
+          <w:szCs w:val="24"/>
+        </w:rPr>
+        <w:t xml:space="preserve"> </w:t>
+      </w:r>
+      <w:proofErr w:type="spellStart"/>
+      <w:r>
+        <w:rPr>
+          <w:sz w:val="24"/>
+          <w:szCs w:val="24"/>
+        </w:rPr>
+        <w:t>kalau</w:t>
+      </w:r>
+      <w:proofErr w:type="spellEnd"/>
+      <w:r>
+        <w:rPr>
+          <w:sz w:val="24"/>
+          <w:szCs w:val="24"/>
+        </w:rPr>
+        <w:t xml:space="preserve"> </w:t>
+      </w:r>
+      <w:proofErr w:type="spellStart"/>
+      <w:r>
+        <w:rPr>
+          <w:sz w:val="24"/>
+          <w:szCs w:val="24"/>
+        </w:rPr>
+        <w:t>masioh</w:t>
+      </w:r>
+      <w:proofErr w:type="spellEnd"/>
+      <w:r>
+        <w:rPr>
+          <w:sz w:val="24"/>
+          <w:szCs w:val="24"/>
+        </w:rPr>
+        <w:t xml:space="preserve"> </w:t>
+      </w:r>
+      <w:proofErr w:type="spellStart"/>
+      <w:r>
+        <w:rPr>
+          <w:sz w:val="24"/>
+          <w:szCs w:val="24"/>
+        </w:rPr>
+        <w:t>ada</w:t>
+      </w:r>
+      <w:proofErr w:type="spellEnd"/>
+      <w:r>
+        <w:rPr>
+          <w:sz w:val="24"/>
+          <w:szCs w:val="24"/>
+        </w:rPr>
+        <w:t xml:space="preserve"> </w:t>
+      </w:r>
+      <w:proofErr w:type="spellStart"/>
+      <w:r>
+        <w:rPr>
+          <w:sz w:val="24"/>
+          <w:szCs w:val="24"/>
+        </w:rPr>
+        <w:t>sisa</w:t>
+      </w:r>
+      <w:proofErr w:type="spellEnd"/>
+      <w:r>
+        <w:rPr>
+          <w:sz w:val="24"/>
+          <w:szCs w:val="24"/>
+        </w:rPr>
+        <w:t xml:space="preserve">, </w:t>
+      </w:r>
+      <w:proofErr w:type="spellStart"/>
+      <w:r>
+        <w:rPr>
+          <w:sz w:val="24"/>
+          <w:szCs w:val="24"/>
+        </w:rPr>
+        <w:t>langsung</w:t>
+      </w:r>
+      <w:proofErr w:type="spellEnd"/>
+      <w:r>
+        <w:rPr>
+          <w:sz w:val="24"/>
+          <w:szCs w:val="24"/>
+        </w:rPr>
+        <w:t xml:space="preserve"> </w:t>
+      </w:r>
+      <w:proofErr w:type="spellStart"/>
+      <w:r>
+        <w:rPr>
+          <w:sz w:val="24"/>
+          <w:szCs w:val="24"/>
+        </w:rPr>
+        <w:t>saja</w:t>
+      </w:r>
+      <w:proofErr w:type="spellEnd"/>
+      <w:r>
+        <w:rPr>
+          <w:sz w:val="24"/>
+          <w:szCs w:val="24"/>
+        </w:rPr>
+        <w:t xml:space="preserve"> </w:t>
+      </w:r>
+      <w:proofErr w:type="spellStart"/>
+      <w:r>
+        <w:rPr>
+          <w:sz w:val="24"/>
+          <w:szCs w:val="24"/>
+        </w:rPr>
+        <w:t>sikat</w:t>
+      </w:r>
+      <w:proofErr w:type="spellEnd"/>
+      <w:r>
+        <w:rPr>
+          <w:sz w:val="24"/>
+          <w:szCs w:val="24"/>
+        </w:rPr>
+        <w:t>.</w:t>
+      </w:r>
+    </w:p>
+    <w:p>
+      <w:pPr>
+        <w:rPr>
+          <w:sz w:val="24"/>
+          <w:szCs w:val="24"/>
+        </w:rPr>
+      </w:pPr>
+      <w:r>
+        <w:rPr>
+          <w:sz w:val="24"/>
+          <w:szCs w:val="24"/>
+        </w:rPr>
+        <w:tab/>
+      </w:r>
+      <w:proofErr w:type="spellStart"/>
+      <w:r>
+        <w:rPr>
+          <w:sz w:val="24"/>
+          <w:szCs w:val="24"/>
+        </w:rPr>
+        <w:t>Makanku</w:t>
+      </w:r>
+      <w:proofErr w:type="spellEnd"/>
+      <w:r>
+        <w:rPr>
+          <w:sz w:val="24"/>
+          <w:szCs w:val="24"/>
+        </w:rPr>
+        <w:t xml:space="preserve"> </w:t>
+      </w:r>
+      <w:proofErr w:type="spellStart"/>
+      <w:r>
+        <w:rPr>
+          <w:sz w:val="24"/>
+          <w:szCs w:val="24"/>
+        </w:rPr>
+        <w:t>sudah</w:t>
+      </w:r>
+      <w:proofErr w:type="spellEnd"/>
+      <w:r>
+        <w:rPr>
+          <w:sz w:val="24"/>
+          <w:szCs w:val="24"/>
+        </w:rPr>
+        <w:t xml:space="preserve"> </w:t>
+      </w:r>
+      <w:proofErr w:type="spellStart"/>
+      <w:r>
+        <w:rPr>
+          <w:sz w:val="24"/>
+          <w:szCs w:val="24"/>
+        </w:rPr>
+        <w:t>selesai</w:t>
+      </w:r>
+      <w:proofErr w:type="spellEnd"/>
+      <w:r>
+        <w:rPr>
+          <w:sz w:val="24"/>
+          <w:szCs w:val="24"/>
+        </w:rPr>
+        <w:t xml:space="preserve">, </w:t>
+      </w:r>
+      <w:proofErr w:type="spellStart"/>
+      <w:r>
+        <w:rPr>
+          <w:sz w:val="24"/>
+          <w:szCs w:val="24"/>
+        </w:rPr>
+        <w:t>tetapi</w:t>
+      </w:r>
+      <w:proofErr w:type="spellEnd"/>
+      <w:r>
+        <w:rPr>
+          <w:sz w:val="24"/>
+          <w:szCs w:val="24"/>
+        </w:rPr>
+        <w:t xml:space="preserve"> </w:t>
+      </w:r>
+      <w:proofErr w:type="spellStart"/>
+      <w:r>
+        <w:rPr>
+          <w:sz w:val="24"/>
+          <w:szCs w:val="24"/>
+        </w:rPr>
+        <w:t>perutku</w:t>
+      </w:r>
+      <w:proofErr w:type="spellEnd"/>
+      <w:r>
+        <w:rPr>
+          <w:sz w:val="24"/>
+          <w:szCs w:val="24"/>
+        </w:rPr>
+        <w:t xml:space="preserve"> </w:t>
+      </w:r>
+      <w:proofErr w:type="spellStart"/>
+      <w:r>
+        <w:rPr>
+          <w:sz w:val="24"/>
+          <w:szCs w:val="24"/>
+        </w:rPr>
+        <w:t>menginginkan</w:t>
+      </w:r>
+      <w:proofErr w:type="spellEnd"/>
+      <w:r>
+        <w:rPr>
+          <w:sz w:val="24"/>
+          <w:szCs w:val="24"/>
+        </w:rPr>
+        <w:t xml:space="preserve"> </w:t>
+      </w:r>
+      <w:proofErr w:type="spellStart"/>
+      <w:r>
+        <w:rPr>
+          <w:sz w:val="24"/>
+          <w:szCs w:val="24"/>
+        </w:rPr>
+        <w:t>lebih</w:t>
+      </w:r>
+      <w:proofErr w:type="spellEnd"/>
+      <w:r>
+        <w:rPr>
+          <w:sz w:val="24"/>
+          <w:szCs w:val="24"/>
+        </w:rPr>
+        <w:t>.</w:t>
+      </w:r>
+    </w:p>
+    <w:p>
+      <w:pPr>
+        <w:rPr>
+          <w:sz w:val="24"/>
+          <w:szCs w:val="24"/>
+        </w:rPr>
+      </w:pPr>
+      <w:r>
+        <w:rPr>
+          <w:sz w:val="24"/>
+          <w:szCs w:val="24"/>
+        </w:rPr>
+        <w:tab/>
+      </w:r>
+      <w:proofErr w:type="spellStart"/>
+      <w:r>
+        <w:rPr>
+          <w:sz w:val="24"/>
+          <w:szCs w:val="24"/>
+        </w:rPr>
+        <w:t>Karena</w:t>
+      </w:r>
+      <w:proofErr w:type="spellEnd"/>
+      <w:r>
+        <w:rPr>
+          <w:sz w:val="24"/>
+          <w:szCs w:val="24"/>
+        </w:rPr>
+        <w:t xml:space="preserve"> MBG </w:t>
+      </w:r>
+      <w:proofErr w:type="spellStart"/>
+      <w:r>
+        <w:rPr>
+          <w:sz w:val="24"/>
+          <w:szCs w:val="24"/>
+        </w:rPr>
+        <w:t>nya</w:t>
+      </w:r>
+      <w:proofErr w:type="spellEnd"/>
+      <w:r>
+        <w:rPr>
+          <w:sz w:val="24"/>
+          <w:szCs w:val="24"/>
+        </w:rPr>
+        <w:t xml:space="preserve"> </w:t>
+      </w:r>
+      <w:proofErr w:type="spellStart"/>
+      <w:r>
+        <w:rPr>
+          <w:sz w:val="24"/>
+          <w:szCs w:val="24"/>
+        </w:rPr>
+        <w:t>sudah</w:t>
+      </w:r>
+      <w:proofErr w:type="spellEnd"/>
+      <w:r>
+        <w:rPr>
+          <w:sz w:val="24"/>
+          <w:szCs w:val="24"/>
+        </w:rPr>
+        <w:t xml:space="preserve"> </w:t>
+      </w:r>
+      <w:proofErr w:type="spellStart"/>
+      <w:r>
+        <w:rPr>
+          <w:sz w:val="24"/>
+          <w:szCs w:val="24"/>
+        </w:rPr>
+        <w:t>habis</w:t>
+      </w:r>
+      <w:proofErr w:type="spellEnd"/>
+      <w:r>
+        <w:rPr>
+          <w:sz w:val="24"/>
+          <w:szCs w:val="24"/>
+        </w:rPr>
+        <w:t xml:space="preserve"> </w:t>
+      </w:r>
+      <w:proofErr w:type="spellStart"/>
+      <w:r>
+        <w:rPr>
+          <w:sz w:val="24"/>
+          <w:szCs w:val="24"/>
+        </w:rPr>
+        <w:t>dimakan</w:t>
+      </w:r>
+      <w:proofErr w:type="spellEnd"/>
+      <w:r>
+        <w:rPr>
+          <w:sz w:val="24"/>
+          <w:szCs w:val="24"/>
+        </w:rPr>
+        <w:t xml:space="preserve"> </w:t>
+      </w:r>
+      <w:proofErr w:type="spellStart"/>
+      <w:r>
+        <w:rPr>
+          <w:sz w:val="24"/>
+          <w:szCs w:val="24"/>
+        </w:rPr>
+        <w:t>oleh</w:t>
+      </w:r>
+      <w:proofErr w:type="spellEnd"/>
+      <w:r>
+        <w:rPr>
+          <w:sz w:val="24"/>
+          <w:szCs w:val="24"/>
+        </w:rPr>
+        <w:t xml:space="preserve"> </w:t>
+      </w:r>
+      <w:proofErr w:type="spellStart"/>
+      <w:r>
+        <w:rPr>
+          <w:sz w:val="24"/>
+          <w:szCs w:val="24"/>
+        </w:rPr>
+        <w:t>teman</w:t>
+      </w:r>
+      <w:proofErr w:type="spellEnd"/>
+      <w:r>
+        <w:rPr>
+          <w:sz w:val="24"/>
+          <w:szCs w:val="24"/>
+        </w:rPr>
+        <w:t xml:space="preserve"> </w:t>
+      </w:r>
+      <w:proofErr w:type="spellStart"/>
+      <w:r>
+        <w:rPr>
+          <w:sz w:val="24"/>
+          <w:szCs w:val="24"/>
+        </w:rPr>
+        <w:t>temanku</w:t>
+      </w:r>
+      <w:proofErr w:type="spellEnd"/>
+      <w:r>
+        <w:rPr>
+          <w:sz w:val="24"/>
+          <w:szCs w:val="24"/>
+        </w:rPr>
+        <w:t xml:space="preserve"> yang lain </w:t>
+      </w:r>
+      <w:proofErr w:type="spellStart"/>
+      <w:r>
+        <w:rPr>
+          <w:sz w:val="24"/>
+          <w:szCs w:val="24"/>
+        </w:rPr>
+        <w:t>dan</w:t>
+      </w:r>
+      <w:proofErr w:type="spellEnd"/>
+      <w:r>
+        <w:rPr>
+          <w:sz w:val="24"/>
+          <w:szCs w:val="24"/>
+        </w:rPr>
+        <w:t xml:space="preserve"> </w:t>
+      </w:r>
+      <w:proofErr w:type="spellStart"/>
+      <w:r>
+        <w:rPr>
+          <w:sz w:val="24"/>
+          <w:szCs w:val="24"/>
+        </w:rPr>
+        <w:t>tidak</w:t>
+      </w:r>
+      <w:proofErr w:type="spellEnd"/>
+      <w:r>
+        <w:rPr>
+          <w:sz w:val="24"/>
+          <w:szCs w:val="24"/>
+        </w:rPr>
+        <w:t xml:space="preserve"> </w:t>
+      </w:r>
+      <w:proofErr w:type="spellStart"/>
+      <w:r>
+        <w:rPr>
+          <w:sz w:val="24"/>
+          <w:szCs w:val="24"/>
+        </w:rPr>
+        <w:t>ada</w:t>
+      </w:r>
+      <w:proofErr w:type="spellEnd"/>
+      <w:r>
+        <w:rPr>
+          <w:sz w:val="24"/>
+          <w:szCs w:val="24"/>
+        </w:rPr>
+        <w:t xml:space="preserve"> yang </w:t>
+      </w:r>
+      <w:proofErr w:type="spellStart"/>
+      <w:r>
+        <w:rPr>
+          <w:sz w:val="24"/>
+          <w:szCs w:val="24"/>
+        </w:rPr>
+        <w:t>tersisa</w:t>
+      </w:r>
+      <w:proofErr w:type="spellEnd"/>
+      <w:r>
+        <w:rPr>
+          <w:sz w:val="24"/>
+          <w:szCs w:val="24"/>
+        </w:rPr>
+        <w:t xml:space="preserve"> </w:t>
+      </w:r>
+      <w:proofErr w:type="spellStart"/>
+      <w:r>
+        <w:rPr>
+          <w:sz w:val="24"/>
+          <w:szCs w:val="24"/>
+        </w:rPr>
+        <w:t>sedikitpun</w:t>
+      </w:r>
+      <w:proofErr w:type="spellEnd"/>
+      <w:r>
+        <w:rPr>
+          <w:sz w:val="24"/>
+          <w:szCs w:val="24"/>
+        </w:rPr>
+        <w:t xml:space="preserve">. </w:t>
+      </w:r>
+      <w:proofErr w:type="spellStart"/>
+      <w:r>
+        <w:rPr>
+          <w:sz w:val="24"/>
+          <w:szCs w:val="24"/>
+        </w:rPr>
+        <w:t>Semua</w:t>
+      </w:r>
+      <w:proofErr w:type="spellEnd"/>
+      <w:r>
+        <w:rPr>
+          <w:sz w:val="24"/>
+          <w:szCs w:val="24"/>
+        </w:rPr>
+        <w:t xml:space="preserve"> </w:t>
+      </w:r>
+      <w:proofErr w:type="spellStart"/>
+      <w:r>
+        <w:rPr>
+          <w:sz w:val="24"/>
+          <w:szCs w:val="24"/>
+        </w:rPr>
+        <w:t>omprengnya</w:t>
+      </w:r>
+      <w:proofErr w:type="spellEnd"/>
+      <w:r>
+        <w:rPr>
+          <w:sz w:val="24"/>
+          <w:szCs w:val="24"/>
+        </w:rPr>
+        <w:t xml:space="preserve"> </w:t>
+      </w:r>
+      <w:proofErr w:type="spellStart"/>
+      <w:r>
+        <w:rPr>
+          <w:sz w:val="24"/>
+          <w:szCs w:val="24"/>
+        </w:rPr>
+        <w:t>bersih</w:t>
+      </w:r>
+      <w:proofErr w:type="spellEnd"/>
+      <w:r>
+        <w:rPr>
+          <w:sz w:val="24"/>
+          <w:szCs w:val="24"/>
+        </w:rPr>
+        <w:t xml:space="preserve"> </w:t>
+      </w:r>
+      <w:proofErr w:type="spellStart"/>
+      <w:r>
+        <w:rPr>
+          <w:sz w:val="24"/>
+          <w:szCs w:val="24"/>
+        </w:rPr>
+        <w:t>tanpa</w:t>
+      </w:r>
+      <w:proofErr w:type="spellEnd"/>
+      <w:r>
+        <w:rPr>
+          <w:sz w:val="24"/>
+          <w:szCs w:val="24"/>
+        </w:rPr>
+        <w:t xml:space="preserve"> </w:t>
+      </w:r>
+      <w:proofErr w:type="spellStart"/>
+      <w:r>
+        <w:rPr>
+          <w:sz w:val="24"/>
+          <w:szCs w:val="24"/>
+        </w:rPr>
+        <w:t>terkecusli</w:t>
+      </w:r>
+      <w:proofErr w:type="spellEnd"/>
+      <w:r>
+        <w:rPr>
+          <w:sz w:val="24"/>
+          <w:szCs w:val="24"/>
+        </w:rPr>
+        <w:t xml:space="preserve">. </w:t>
+      </w:r>
+      <w:proofErr w:type="spellStart"/>
+      <w:r>
+        <w:rPr>
+          <w:sz w:val="24"/>
+          <w:szCs w:val="24"/>
+        </w:rPr>
+        <w:t>Aku</w:t>
+      </w:r>
+      <w:proofErr w:type="spellEnd"/>
+      <w:r>
+        <w:rPr>
+          <w:sz w:val="24"/>
+          <w:szCs w:val="24"/>
+        </w:rPr>
+        <w:t xml:space="preserve"> </w:t>
+      </w:r>
+      <w:proofErr w:type="spellStart"/>
+      <w:r>
+        <w:rPr>
+          <w:sz w:val="24"/>
+          <w:szCs w:val="24"/>
+        </w:rPr>
+        <w:t>merasa</w:t>
+      </w:r>
+      <w:proofErr w:type="spellEnd"/>
+      <w:r>
+        <w:rPr>
+          <w:sz w:val="24"/>
+          <w:szCs w:val="24"/>
+        </w:rPr>
+        <w:t xml:space="preserve"> </w:t>
+      </w:r>
+      <w:proofErr w:type="spellStart"/>
+      <w:r>
+        <w:rPr>
+          <w:sz w:val="24"/>
+          <w:szCs w:val="24"/>
+        </w:rPr>
+        <w:t>kecewa</w:t>
+      </w:r>
+      <w:proofErr w:type="spellEnd"/>
+      <w:r>
+        <w:rPr>
+          <w:sz w:val="24"/>
+          <w:szCs w:val="24"/>
+        </w:rPr>
+        <w:t xml:space="preserve">. Mau </w:t>
+      </w:r>
+      <w:proofErr w:type="spellStart"/>
+      <w:r>
+        <w:rPr>
+          <w:sz w:val="24"/>
+          <w:szCs w:val="24"/>
+        </w:rPr>
+        <w:t>bagaimana</w:t>
+      </w:r>
+      <w:proofErr w:type="spellEnd"/>
+      <w:r>
+        <w:rPr>
+          <w:sz w:val="24"/>
+          <w:szCs w:val="24"/>
+        </w:rPr>
+        <w:t xml:space="preserve"> </w:t>
+      </w:r>
+      <w:proofErr w:type="spellStart"/>
+      <w:r>
+        <w:rPr>
+          <w:sz w:val="24"/>
+          <w:szCs w:val="24"/>
+        </w:rPr>
+        <w:t>lagi</w:t>
+      </w:r>
+      <w:proofErr w:type="spellEnd"/>
+      <w:r>
+        <w:rPr>
+          <w:sz w:val="24"/>
+          <w:szCs w:val="24"/>
+        </w:rPr>
+        <w:t xml:space="preserve">, </w:t>
+      </w:r>
+      <w:proofErr w:type="spellStart"/>
+      <w:r>
+        <w:rPr>
+          <w:sz w:val="24"/>
+          <w:szCs w:val="24"/>
+        </w:rPr>
+        <w:t>aku</w:t>
+      </w:r>
+      <w:proofErr w:type="spellEnd"/>
+      <w:r>
+        <w:rPr>
+          <w:sz w:val="24"/>
+          <w:szCs w:val="24"/>
+        </w:rPr>
+        <w:t xml:space="preserve"> </w:t>
+      </w:r>
+      <w:proofErr w:type="spellStart"/>
+      <w:r>
+        <w:rPr>
+          <w:sz w:val="24"/>
+          <w:szCs w:val="24"/>
+        </w:rPr>
+        <w:t>sendiri</w:t>
+      </w:r>
+      <w:proofErr w:type="spellEnd"/>
+      <w:r>
+        <w:rPr>
+          <w:sz w:val="24"/>
+          <w:szCs w:val="24"/>
+        </w:rPr>
+        <w:t xml:space="preserve"> </w:t>
+      </w:r>
+      <w:proofErr w:type="spellStart"/>
+      <w:r>
+        <w:rPr>
+          <w:sz w:val="24"/>
+          <w:szCs w:val="24"/>
+        </w:rPr>
+        <w:t>juga</w:t>
+      </w:r>
+      <w:proofErr w:type="spellEnd"/>
+      <w:r>
+        <w:rPr>
+          <w:sz w:val="24"/>
+          <w:szCs w:val="24"/>
+        </w:rPr>
+        <w:t xml:space="preserve"> </w:t>
+      </w:r>
+      <w:proofErr w:type="spellStart"/>
+      <w:r>
+        <w:rPr>
+          <w:sz w:val="24"/>
+          <w:szCs w:val="24"/>
+        </w:rPr>
+        <w:t>tidak</w:t>
+      </w:r>
+      <w:proofErr w:type="spellEnd"/>
+      <w:r>
+        <w:rPr>
+          <w:sz w:val="24"/>
+          <w:szCs w:val="24"/>
+        </w:rPr>
+        <w:t xml:space="preserve"> </w:t>
+      </w:r>
+      <w:proofErr w:type="spellStart"/>
+      <w:r>
+        <w:rPr>
+          <w:sz w:val="24"/>
+          <w:szCs w:val="24"/>
+        </w:rPr>
+        <w:t>bisa</w:t>
+      </w:r>
+      <w:proofErr w:type="spellEnd"/>
+      <w:r>
+        <w:rPr>
+          <w:sz w:val="24"/>
+          <w:szCs w:val="24"/>
+        </w:rPr>
+        <w:t xml:space="preserve"> </w:t>
+      </w:r>
+      <w:proofErr w:type="spellStart"/>
+      <w:r>
+        <w:rPr>
+          <w:sz w:val="24"/>
+          <w:szCs w:val="24"/>
+        </w:rPr>
+        <w:t>berbuat</w:t>
+      </w:r>
+      <w:proofErr w:type="spellEnd"/>
+      <w:r>
+        <w:rPr>
+          <w:sz w:val="24"/>
+          <w:szCs w:val="24"/>
+        </w:rPr>
+        <w:t xml:space="preserve"> </w:t>
+      </w:r>
+      <w:proofErr w:type="spellStart"/>
+      <w:r>
+        <w:rPr>
+          <w:sz w:val="24"/>
+          <w:szCs w:val="24"/>
+        </w:rPr>
+        <w:t>apa-apa</w:t>
+      </w:r>
+      <w:proofErr w:type="spellEnd"/>
+      <w:r>
+        <w:rPr>
+          <w:sz w:val="24"/>
+          <w:szCs w:val="24"/>
+        </w:rPr>
+        <w:t xml:space="preserve">. Dan yap, </w:t>
+      </w:r>
+      <w:proofErr w:type="spellStart"/>
+      <w:r>
+        <w:rPr>
+          <w:sz w:val="24"/>
+          <w:szCs w:val="24"/>
+        </w:rPr>
+        <w:t>aku</w:t>
+      </w:r>
+      <w:proofErr w:type="spellEnd"/>
+      <w:r>
+        <w:rPr>
+          <w:sz w:val="24"/>
+          <w:szCs w:val="24"/>
+        </w:rPr>
+        <w:t xml:space="preserve"> </w:t>
+      </w:r>
+      <w:proofErr w:type="spellStart"/>
+      <w:r>
+        <w:rPr>
+          <w:sz w:val="24"/>
+          <w:szCs w:val="24"/>
+        </w:rPr>
+        <w:t>tidak</w:t>
+      </w:r>
+      <w:proofErr w:type="spellEnd"/>
+      <w:r>
+        <w:rPr>
+          <w:sz w:val="24"/>
+          <w:szCs w:val="24"/>
+        </w:rPr>
+        <w:t xml:space="preserve"> bias </w:t>
+      </w:r>
+      <w:proofErr w:type="spellStart"/>
+      <w:r>
+        <w:rPr>
+          <w:sz w:val="24"/>
+          <w:szCs w:val="24"/>
+        </w:rPr>
+        <w:t>makan</w:t>
+      </w:r>
+      <w:proofErr w:type="spellEnd"/>
+      <w:r>
+        <w:rPr>
+          <w:sz w:val="24"/>
+          <w:szCs w:val="24"/>
+        </w:rPr>
+        <w:t xml:space="preserve"> </w:t>
+      </w:r>
+      <w:proofErr w:type="spellStart"/>
+      <w:r>
+        <w:rPr>
+          <w:sz w:val="24"/>
+          <w:szCs w:val="24"/>
+        </w:rPr>
+        <w:t>dobel</w:t>
+      </w:r>
+      <w:proofErr w:type="spellEnd"/>
+      <w:r>
+        <w:rPr>
+          <w:sz w:val="24"/>
+          <w:szCs w:val="24"/>
+        </w:rPr>
+        <w:t>.</w:t>
+      </w:r>
+    </w:p>
+    <w:p>
+      <w:pPr>
+        <w:rPr>
+          <w:sz w:val="24"/>
+          <w:szCs w:val="24"/>
+        </w:rPr>
+      </w:pPr>
+    </w:p>
+    <w:p>
+      <w:pPr>
+        <w:rPr>
+          <w:b/>
+          <w:sz w:val="28"/>
+          <w:szCs w:val="28"/>
+        </w:rPr>
+      </w:pPr>
+      <w:proofErr w:type="spellStart"/>
+      <w:r>
+        <w:rPr>
+          <w:b/>
+          <w:sz w:val="28"/>
+          <w:szCs w:val="28"/>
+        </w:rPr>
+        <w:t>Sholat</w:t>
+      </w:r>
+      <w:proofErr w:type="spellEnd"/>
+      <w:r>
+        <w:rPr>
+          <w:b/>
+          <w:sz w:val="28"/>
+          <w:szCs w:val="28"/>
+        </w:rPr>
+        <w:t xml:space="preserve"> </w:t>
+      </w:r>
+      <w:proofErr w:type="spellStart"/>
+      <w:r>
+        <w:rPr>
+          <w:b/>
+          <w:sz w:val="28"/>
+          <w:szCs w:val="28"/>
+        </w:rPr>
+        <w:t>jum’at</w:t>
+      </w:r>
+      <w:proofErr w:type="spellEnd"/>
+    </w:p>
+    <w:p>
+      <w:pPr>
+        <w:rPr>
+          <w:b/>
+          <w:sz w:val="28"/>
+          <w:szCs w:val="28"/>
+        </w:rPr>
+      </w:pPr>
+    </w:p>
+    <w:p>
+      <w:pPr>
+        <w:rPr>
+          <w:sz w:val="24"/>
+          <w:szCs w:val="24"/>
+        </w:rPr>
+      </w:pPr>
+      <w:r>
+        <w:rPr>
+          <w:b/>
+          <w:sz w:val="28"/>
+          <w:szCs w:val="28"/>
+        </w:rPr>
+        <w:tab/>
+      </w:r>
+      <w:r>
+        <w:rPr>
+          <w:sz w:val="24"/>
+          <w:szCs w:val="24"/>
+        </w:rPr>
+        <w:t xml:space="preserve">Bel </w:t>
+      </w:r>
+      <w:proofErr w:type="spellStart"/>
+      <w:r>
+        <w:rPr>
+          <w:sz w:val="24"/>
+          <w:szCs w:val="24"/>
+        </w:rPr>
+        <w:t>istirahat</w:t>
+      </w:r>
+      <w:proofErr w:type="spellEnd"/>
+      <w:r>
+        <w:rPr>
+          <w:sz w:val="24"/>
+          <w:szCs w:val="24"/>
+        </w:rPr>
+        <w:t xml:space="preserve"> </w:t>
+      </w:r>
+      <w:proofErr w:type="spellStart"/>
+      <w:r>
+        <w:rPr>
+          <w:sz w:val="24"/>
+          <w:szCs w:val="24"/>
+        </w:rPr>
+        <w:t>kedua</w:t>
+      </w:r>
+      <w:proofErr w:type="spellEnd"/>
+      <w:r>
+        <w:rPr>
+          <w:sz w:val="24"/>
+          <w:szCs w:val="24"/>
+        </w:rPr>
+        <w:t xml:space="preserve"> </w:t>
+      </w:r>
+      <w:proofErr w:type="spellStart"/>
+      <w:r>
+        <w:rPr>
+          <w:sz w:val="24"/>
+          <w:szCs w:val="24"/>
+        </w:rPr>
+        <w:t>sudah</w:t>
+      </w:r>
+      <w:proofErr w:type="spellEnd"/>
+      <w:r>
+        <w:rPr>
+          <w:sz w:val="24"/>
+          <w:szCs w:val="24"/>
+        </w:rPr>
+        <w:t xml:space="preserve"> </w:t>
+      </w:r>
+      <w:proofErr w:type="spellStart"/>
+      <w:r>
+        <w:rPr>
+          <w:sz w:val="24"/>
+          <w:szCs w:val="24"/>
+        </w:rPr>
+        <w:t>berbunyi</w:t>
+      </w:r>
+      <w:proofErr w:type="spellEnd"/>
+      <w:r>
+        <w:rPr>
+          <w:sz w:val="24"/>
+          <w:szCs w:val="24"/>
+        </w:rPr>
+        <w:t xml:space="preserve">, </w:t>
+      </w:r>
+      <w:proofErr w:type="spellStart"/>
+      <w:r>
+        <w:rPr>
+          <w:sz w:val="24"/>
+          <w:szCs w:val="24"/>
+        </w:rPr>
+        <w:t>aku</w:t>
+      </w:r>
+      <w:proofErr w:type="spellEnd"/>
+      <w:r>
+        <w:rPr>
+          <w:sz w:val="24"/>
+          <w:szCs w:val="24"/>
+        </w:rPr>
+        <w:t xml:space="preserve"> </w:t>
+      </w:r>
+      <w:proofErr w:type="spellStart"/>
+      <w:r>
+        <w:rPr>
+          <w:sz w:val="24"/>
+          <w:szCs w:val="24"/>
+        </w:rPr>
+        <w:t>merasa</w:t>
+      </w:r>
+      <w:proofErr w:type="spellEnd"/>
+      <w:r>
+        <w:rPr>
+          <w:sz w:val="24"/>
+          <w:szCs w:val="24"/>
+        </w:rPr>
+        <w:t xml:space="preserve"> </w:t>
+      </w:r>
+      <w:proofErr w:type="spellStart"/>
+      <w:r>
+        <w:rPr>
+          <w:sz w:val="24"/>
+          <w:szCs w:val="24"/>
+        </w:rPr>
+        <w:t>senang</w:t>
+      </w:r>
+      <w:proofErr w:type="spellEnd"/>
+      <w:r>
+        <w:rPr>
+          <w:sz w:val="24"/>
+          <w:szCs w:val="24"/>
+        </w:rPr>
+        <w:t xml:space="preserve"> </w:t>
+      </w:r>
+      <w:proofErr w:type="spellStart"/>
+      <w:r>
+        <w:rPr>
+          <w:sz w:val="24"/>
+          <w:szCs w:val="24"/>
+        </w:rPr>
+        <w:t>sekali</w:t>
+      </w:r>
+      <w:proofErr w:type="spellEnd"/>
+      <w:r>
+        <w:rPr>
+          <w:sz w:val="24"/>
+          <w:szCs w:val="24"/>
+        </w:rPr>
+        <w:t>.</w:t>
+      </w:r>
+    </w:p>
+    <w:p>
+      <w:pPr>
+        <w:rPr>
+          <w:sz w:val="24"/>
+          <w:szCs w:val="24"/>
+        </w:rPr>
+      </w:pPr>
+      <w:r>
+        <w:rPr>
+          <w:sz w:val="24"/>
+          <w:szCs w:val="24"/>
+        </w:rPr>
+        <w:tab/>
+      </w:r>
+      <w:proofErr w:type="spellStart"/>
+      <w:r>
+        <w:rPr>
+          <w:sz w:val="24"/>
+          <w:szCs w:val="24"/>
+        </w:rPr>
+        <w:t>Tanpa</w:t>
+      </w:r>
+      <w:proofErr w:type="spellEnd"/>
+      <w:r>
+        <w:rPr>
+          <w:sz w:val="24"/>
+          <w:szCs w:val="24"/>
+        </w:rPr>
+        <w:t xml:space="preserve"> piker </w:t>
+      </w:r>
+      <w:proofErr w:type="spellStart"/>
+      <w:r>
+        <w:rPr>
+          <w:sz w:val="24"/>
+          <w:szCs w:val="24"/>
+        </w:rPr>
+        <w:t>panjang</w:t>
+      </w:r>
+      <w:proofErr w:type="spellEnd"/>
+      <w:r>
+        <w:rPr>
+          <w:sz w:val="24"/>
+          <w:szCs w:val="24"/>
+        </w:rPr>
+        <w:t xml:space="preserve"> </w:t>
+      </w:r>
+      <w:proofErr w:type="spellStart"/>
+      <w:r>
+        <w:rPr>
+          <w:sz w:val="24"/>
+          <w:szCs w:val="24"/>
+        </w:rPr>
+        <w:t>aku</w:t>
+      </w:r>
+      <w:proofErr w:type="spellEnd"/>
+      <w:r>
+        <w:rPr>
+          <w:sz w:val="24"/>
+          <w:szCs w:val="24"/>
+        </w:rPr>
+        <w:t xml:space="preserve"> </w:t>
+      </w:r>
+      <w:proofErr w:type="spellStart"/>
+      <w:r>
+        <w:rPr>
+          <w:sz w:val="24"/>
+          <w:szCs w:val="24"/>
+        </w:rPr>
+        <w:t>langsung</w:t>
+      </w:r>
+      <w:proofErr w:type="spellEnd"/>
+      <w:r>
+        <w:rPr>
+          <w:sz w:val="24"/>
+          <w:szCs w:val="24"/>
+        </w:rPr>
+        <w:t xml:space="preserve"> </w:t>
+      </w:r>
+      <w:proofErr w:type="spellStart"/>
+      <w:r>
+        <w:rPr>
+          <w:sz w:val="24"/>
+          <w:szCs w:val="24"/>
+        </w:rPr>
+        <w:t>pergi</w:t>
+      </w:r>
+      <w:proofErr w:type="spellEnd"/>
+      <w:r>
+        <w:rPr>
+          <w:sz w:val="24"/>
+          <w:szCs w:val="24"/>
+        </w:rPr>
+        <w:t xml:space="preserve"> </w:t>
+      </w:r>
+      <w:proofErr w:type="spellStart"/>
+      <w:r>
+        <w:rPr>
+          <w:sz w:val="24"/>
+          <w:szCs w:val="24"/>
+        </w:rPr>
+        <w:t>ke</w:t>
+      </w:r>
+      <w:proofErr w:type="spellEnd"/>
+      <w:r>
+        <w:rPr>
+          <w:sz w:val="24"/>
+          <w:szCs w:val="24"/>
+        </w:rPr>
+        <w:t xml:space="preserve"> masjid, </w:t>
+      </w:r>
+      <w:proofErr w:type="spellStart"/>
+      <w:r>
+        <w:rPr>
+          <w:sz w:val="24"/>
+          <w:szCs w:val="24"/>
+        </w:rPr>
+        <w:t>mampir</w:t>
+      </w:r>
+      <w:proofErr w:type="spellEnd"/>
+      <w:r>
+        <w:rPr>
+          <w:sz w:val="24"/>
+          <w:szCs w:val="24"/>
+        </w:rPr>
+        <w:t xml:space="preserve"> </w:t>
+      </w:r>
+      <w:proofErr w:type="spellStart"/>
+      <w:r>
+        <w:rPr>
+          <w:sz w:val="24"/>
+          <w:szCs w:val="24"/>
+        </w:rPr>
+        <w:t>dulu</w:t>
+      </w:r>
+      <w:proofErr w:type="spellEnd"/>
+      <w:r>
+        <w:rPr>
+          <w:sz w:val="24"/>
+          <w:szCs w:val="24"/>
+        </w:rPr>
+        <w:t xml:space="preserve"> </w:t>
+      </w:r>
+      <w:proofErr w:type="spellStart"/>
+      <w:r>
+        <w:rPr>
+          <w:sz w:val="24"/>
+          <w:szCs w:val="24"/>
+        </w:rPr>
+        <w:t>ke</w:t>
+      </w:r>
+      <w:proofErr w:type="spellEnd"/>
+      <w:r>
+        <w:rPr>
+          <w:sz w:val="24"/>
+          <w:szCs w:val="24"/>
+        </w:rPr>
+        <w:t xml:space="preserve"> </w:t>
+      </w:r>
+      <w:proofErr w:type="spellStart"/>
+      <w:r>
+        <w:rPr>
+          <w:sz w:val="24"/>
+          <w:szCs w:val="24"/>
+        </w:rPr>
+        <w:t>kamar</w:t>
+      </w:r>
+      <w:proofErr w:type="spellEnd"/>
+      <w:r>
+        <w:rPr>
+          <w:sz w:val="24"/>
+          <w:szCs w:val="24"/>
+        </w:rPr>
+        <w:t xml:space="preserve"> </w:t>
+      </w:r>
+      <w:proofErr w:type="spellStart"/>
+      <w:r>
+        <w:rPr>
+          <w:sz w:val="24"/>
+          <w:szCs w:val="24"/>
+        </w:rPr>
+        <w:t>mandi</w:t>
+      </w:r>
+      <w:proofErr w:type="spellEnd"/>
+      <w:r>
+        <w:rPr>
+          <w:sz w:val="24"/>
+          <w:szCs w:val="24"/>
+        </w:rPr>
+        <w:t xml:space="preserve">, </w:t>
+      </w:r>
+      <w:proofErr w:type="spellStart"/>
+      <w:r>
+        <w:rPr>
+          <w:sz w:val="24"/>
+          <w:szCs w:val="24"/>
+        </w:rPr>
+        <w:t>lalu</w:t>
+      </w:r>
+      <w:proofErr w:type="spellEnd"/>
+      <w:r>
+        <w:rPr>
+          <w:sz w:val="24"/>
+          <w:szCs w:val="24"/>
+        </w:rPr>
+        <w:t xml:space="preserve"> </w:t>
+      </w:r>
+      <w:proofErr w:type="spellStart"/>
+      <w:r>
+        <w:rPr>
+          <w:sz w:val="24"/>
+          <w:szCs w:val="24"/>
+        </w:rPr>
+        <w:t>memakai</w:t>
+      </w:r>
+      <w:proofErr w:type="spellEnd"/>
+      <w:r>
+        <w:rPr>
+          <w:sz w:val="24"/>
+          <w:szCs w:val="24"/>
+        </w:rPr>
+        <w:t xml:space="preserve"> </w:t>
+      </w:r>
+      <w:proofErr w:type="spellStart"/>
+      <w:r>
+        <w:rPr>
+          <w:sz w:val="24"/>
+          <w:szCs w:val="24"/>
+        </w:rPr>
+        <w:t>parfum</w:t>
+      </w:r>
+      <w:proofErr w:type="spellEnd"/>
+      <w:r>
+        <w:rPr>
+          <w:sz w:val="24"/>
+          <w:szCs w:val="24"/>
+        </w:rPr>
+        <w:t xml:space="preserve"> </w:t>
+      </w:r>
+      <w:proofErr w:type="spellStart"/>
+      <w:r>
+        <w:rPr>
+          <w:sz w:val="24"/>
+          <w:szCs w:val="24"/>
+        </w:rPr>
+        <w:t>dulu</w:t>
+      </w:r>
+      <w:proofErr w:type="spellEnd"/>
+      <w:r>
+        <w:rPr>
+          <w:sz w:val="24"/>
+          <w:szCs w:val="24"/>
+        </w:rPr>
+        <w:t xml:space="preserve"> </w:t>
+      </w:r>
+      <w:proofErr w:type="spellStart"/>
+      <w:r>
+        <w:rPr>
+          <w:sz w:val="24"/>
+          <w:szCs w:val="24"/>
+        </w:rPr>
+        <w:t>dan</w:t>
+      </w:r>
+      <w:proofErr w:type="spellEnd"/>
+      <w:r>
+        <w:rPr>
+          <w:sz w:val="24"/>
+          <w:szCs w:val="24"/>
+        </w:rPr>
+        <w:t xml:space="preserve"> </w:t>
+      </w:r>
+      <w:proofErr w:type="spellStart"/>
+      <w:r>
+        <w:rPr>
+          <w:sz w:val="24"/>
+          <w:szCs w:val="24"/>
+        </w:rPr>
+        <w:t>selanjutnya</w:t>
+      </w:r>
+      <w:proofErr w:type="spellEnd"/>
+      <w:r>
+        <w:rPr>
+          <w:sz w:val="24"/>
+          <w:szCs w:val="24"/>
+        </w:rPr>
+        <w:t xml:space="preserve"> </w:t>
+      </w:r>
+      <w:proofErr w:type="spellStart"/>
+      <w:r>
+        <w:rPr>
+          <w:sz w:val="24"/>
+          <w:szCs w:val="24"/>
+        </w:rPr>
+        <w:t>baru</w:t>
+      </w:r>
+      <w:proofErr w:type="spellEnd"/>
+      <w:r>
+        <w:rPr>
+          <w:sz w:val="24"/>
+          <w:szCs w:val="24"/>
+        </w:rPr>
+        <w:t xml:space="preserve"> </w:t>
+      </w:r>
+      <w:proofErr w:type="spellStart"/>
+      <w:r>
+        <w:rPr>
+          <w:sz w:val="24"/>
+          <w:szCs w:val="24"/>
+        </w:rPr>
+        <w:t>buang</w:t>
+      </w:r>
+      <w:proofErr w:type="spellEnd"/>
+      <w:r>
+        <w:rPr>
+          <w:sz w:val="24"/>
+          <w:szCs w:val="24"/>
+        </w:rPr>
+        <w:t xml:space="preserve"> air </w:t>
+      </w:r>
+      <w:proofErr w:type="spellStart"/>
+      <w:r>
+        <w:rPr>
+          <w:sz w:val="24"/>
+          <w:szCs w:val="24"/>
+        </w:rPr>
+        <w:t>kecil</w:t>
+      </w:r>
+      <w:proofErr w:type="spellEnd"/>
+      <w:r>
+        <w:rPr>
+          <w:sz w:val="24"/>
+          <w:szCs w:val="24"/>
+        </w:rPr>
+        <w:t>.</w:t>
+      </w:r>
+    </w:p>
+    <w:p>
+      <w:pPr>
+        <w:rPr>
+          <w:sz w:val="24"/>
+          <w:szCs w:val="24"/>
+        </w:rPr>
+      </w:pPr>
+      <w:r>
+        <w:rPr>
+          <w:sz w:val="24"/>
+          <w:szCs w:val="24"/>
+        </w:rPr>
+        <w:lastRenderedPageBreak/>
+        <w:tab/>
+      </w:r>
+      <w:proofErr w:type="spellStart"/>
+      <w:r>
+        <w:rPr>
+          <w:sz w:val="24"/>
+          <w:szCs w:val="24"/>
+        </w:rPr>
+        <w:t>Itu</w:t>
+      </w:r>
+      <w:proofErr w:type="spellEnd"/>
+      <w:r>
+        <w:rPr>
+          <w:sz w:val="24"/>
+          <w:szCs w:val="24"/>
+        </w:rPr>
+        <w:t xml:space="preserve"> </w:t>
+      </w:r>
+      <w:proofErr w:type="spellStart"/>
+      <w:r>
+        <w:rPr>
+          <w:sz w:val="24"/>
+          <w:szCs w:val="24"/>
+        </w:rPr>
+        <w:t>lah</w:t>
+      </w:r>
+      <w:proofErr w:type="spellEnd"/>
+      <w:r>
+        <w:rPr>
+          <w:sz w:val="24"/>
+          <w:szCs w:val="24"/>
+        </w:rPr>
+        <w:t xml:space="preserve"> </w:t>
+      </w:r>
+      <w:proofErr w:type="spellStart"/>
+      <w:r>
+        <w:rPr>
+          <w:sz w:val="24"/>
+          <w:szCs w:val="24"/>
+        </w:rPr>
+        <w:t>kebiasaan</w:t>
+      </w:r>
+      <w:proofErr w:type="spellEnd"/>
+      <w:r>
+        <w:rPr>
+          <w:sz w:val="24"/>
+          <w:szCs w:val="24"/>
+        </w:rPr>
+        <w:t xml:space="preserve"> kun yang </w:t>
+      </w:r>
+      <w:proofErr w:type="spellStart"/>
+      <w:r>
+        <w:rPr>
+          <w:sz w:val="24"/>
+          <w:szCs w:val="24"/>
+        </w:rPr>
+        <w:t>seringku</w:t>
+      </w:r>
+      <w:proofErr w:type="spellEnd"/>
+      <w:r>
+        <w:rPr>
+          <w:sz w:val="24"/>
+          <w:szCs w:val="24"/>
+        </w:rPr>
+        <w:t xml:space="preserve"> </w:t>
+      </w:r>
+      <w:proofErr w:type="spellStart"/>
+      <w:r>
+        <w:rPr>
+          <w:sz w:val="24"/>
+          <w:szCs w:val="24"/>
+        </w:rPr>
+        <w:t>lakukan</w:t>
+      </w:r>
+      <w:proofErr w:type="spellEnd"/>
+      <w:r>
+        <w:rPr>
+          <w:sz w:val="24"/>
+          <w:szCs w:val="24"/>
+        </w:rPr>
+        <w:t xml:space="preserve">. </w:t>
+      </w:r>
+      <w:proofErr w:type="spellStart"/>
+      <w:r>
+        <w:rPr>
+          <w:sz w:val="24"/>
+          <w:szCs w:val="24"/>
+        </w:rPr>
+        <w:t>Aku</w:t>
+      </w:r>
+      <w:proofErr w:type="spellEnd"/>
+      <w:r>
+        <w:rPr>
+          <w:sz w:val="24"/>
+          <w:szCs w:val="24"/>
+        </w:rPr>
+        <w:t xml:space="preserve"> </w:t>
+      </w:r>
+      <w:proofErr w:type="spellStart"/>
+      <w:r>
+        <w:rPr>
+          <w:sz w:val="24"/>
+          <w:szCs w:val="24"/>
+        </w:rPr>
+        <w:t>tidak</w:t>
+      </w:r>
+      <w:proofErr w:type="spellEnd"/>
+      <w:r>
+        <w:rPr>
+          <w:sz w:val="24"/>
+          <w:szCs w:val="24"/>
+        </w:rPr>
+        <w:t xml:space="preserve"> </w:t>
+      </w:r>
+      <w:proofErr w:type="spellStart"/>
+      <w:r>
+        <w:rPr>
+          <w:sz w:val="24"/>
+          <w:szCs w:val="24"/>
+        </w:rPr>
+        <w:t>mengajak</w:t>
+      </w:r>
+      <w:proofErr w:type="spellEnd"/>
+      <w:r>
+        <w:rPr>
+          <w:sz w:val="24"/>
+          <w:szCs w:val="24"/>
+        </w:rPr>
+        <w:t xml:space="preserve"> </w:t>
+      </w:r>
+      <w:proofErr w:type="spellStart"/>
+      <w:r>
+        <w:rPr>
+          <w:sz w:val="24"/>
+          <w:szCs w:val="24"/>
+        </w:rPr>
+        <w:t>teman</w:t>
+      </w:r>
+      <w:proofErr w:type="spellEnd"/>
+      <w:r>
+        <w:rPr>
+          <w:sz w:val="24"/>
+          <w:szCs w:val="24"/>
+        </w:rPr>
+        <w:t xml:space="preserve"> </w:t>
+      </w:r>
+      <w:proofErr w:type="spellStart"/>
+      <w:r>
+        <w:rPr>
+          <w:sz w:val="24"/>
+          <w:szCs w:val="24"/>
+        </w:rPr>
+        <w:t>temanku</w:t>
+      </w:r>
+      <w:proofErr w:type="spellEnd"/>
+      <w:r>
+        <w:rPr>
+          <w:sz w:val="24"/>
+          <w:szCs w:val="24"/>
+        </w:rPr>
+        <w:t xml:space="preserve">, </w:t>
+      </w:r>
+      <w:proofErr w:type="spellStart"/>
+      <w:r>
+        <w:rPr>
+          <w:sz w:val="24"/>
+          <w:szCs w:val="24"/>
+        </w:rPr>
+        <w:t>karena</w:t>
+      </w:r>
+      <w:proofErr w:type="spellEnd"/>
+      <w:r>
+        <w:rPr>
+          <w:sz w:val="24"/>
+          <w:szCs w:val="24"/>
+        </w:rPr>
+        <w:t xml:space="preserve"> </w:t>
+      </w:r>
+      <w:proofErr w:type="spellStart"/>
+      <w:r>
+        <w:rPr>
+          <w:sz w:val="24"/>
+          <w:szCs w:val="24"/>
+        </w:rPr>
+        <w:t>apa</w:t>
+      </w:r>
+      <w:proofErr w:type="spellEnd"/>
+      <w:r>
+        <w:rPr>
+          <w:sz w:val="24"/>
+          <w:szCs w:val="24"/>
+        </w:rPr>
+        <w:t xml:space="preserve">, </w:t>
+      </w:r>
+      <w:proofErr w:type="spellStart"/>
+      <w:r>
+        <w:rPr>
+          <w:sz w:val="24"/>
+          <w:szCs w:val="24"/>
+        </w:rPr>
+        <w:t>karena</w:t>
+      </w:r>
+      <w:proofErr w:type="spellEnd"/>
+      <w:r>
+        <w:rPr>
+          <w:sz w:val="24"/>
+          <w:szCs w:val="24"/>
+        </w:rPr>
+        <w:t xml:space="preserve"> </w:t>
+      </w:r>
+      <w:proofErr w:type="spellStart"/>
+      <w:r>
+        <w:rPr>
+          <w:sz w:val="24"/>
+          <w:szCs w:val="24"/>
+        </w:rPr>
+        <w:t>aku</w:t>
+      </w:r>
+      <w:proofErr w:type="spellEnd"/>
+      <w:r>
+        <w:rPr>
+          <w:sz w:val="24"/>
+          <w:szCs w:val="24"/>
+        </w:rPr>
+        <w:t xml:space="preserve"> </w:t>
+      </w:r>
+      <w:proofErr w:type="spellStart"/>
+      <w:r>
+        <w:rPr>
+          <w:sz w:val="24"/>
+          <w:szCs w:val="24"/>
+        </w:rPr>
+        <w:t>sudah</w:t>
+      </w:r>
+      <w:proofErr w:type="spellEnd"/>
+      <w:r>
+        <w:rPr>
+          <w:sz w:val="24"/>
+          <w:szCs w:val="24"/>
+        </w:rPr>
+        <w:t xml:space="preserve"> </w:t>
+      </w:r>
+      <w:proofErr w:type="spellStart"/>
+      <w:r>
+        <w:rPr>
+          <w:sz w:val="24"/>
+          <w:szCs w:val="24"/>
+        </w:rPr>
+        <w:t>tahu</w:t>
+      </w:r>
+      <w:proofErr w:type="spellEnd"/>
+      <w:r>
+        <w:rPr>
+          <w:sz w:val="24"/>
+          <w:szCs w:val="24"/>
+        </w:rPr>
+        <w:t xml:space="preserve"> </w:t>
+      </w:r>
+      <w:proofErr w:type="spellStart"/>
+      <w:r>
+        <w:rPr>
+          <w:sz w:val="24"/>
+          <w:szCs w:val="24"/>
+        </w:rPr>
+        <w:t>bahwa</w:t>
+      </w:r>
+      <w:proofErr w:type="spellEnd"/>
+      <w:r>
+        <w:rPr>
+          <w:sz w:val="24"/>
+          <w:szCs w:val="24"/>
+        </w:rPr>
+        <w:t xml:space="preserve"> </w:t>
+      </w:r>
+      <w:proofErr w:type="spellStart"/>
+      <w:r>
+        <w:rPr>
+          <w:sz w:val="24"/>
+          <w:szCs w:val="24"/>
+        </w:rPr>
+        <w:t>mereka</w:t>
+      </w:r>
+      <w:proofErr w:type="spellEnd"/>
+      <w:r>
+        <w:rPr>
+          <w:sz w:val="24"/>
+          <w:szCs w:val="24"/>
+        </w:rPr>
+        <w:t xml:space="preserve"> </w:t>
+      </w:r>
+      <w:proofErr w:type="spellStart"/>
+      <w:r>
+        <w:rPr>
+          <w:sz w:val="24"/>
+          <w:szCs w:val="24"/>
+        </w:rPr>
+        <w:t>juga</w:t>
+      </w:r>
+      <w:proofErr w:type="spellEnd"/>
+      <w:r>
+        <w:rPr>
+          <w:sz w:val="24"/>
+          <w:szCs w:val="24"/>
+        </w:rPr>
+        <w:t xml:space="preserve"> </w:t>
+      </w:r>
+      <w:proofErr w:type="spellStart"/>
+      <w:r>
+        <w:rPr>
+          <w:sz w:val="24"/>
+          <w:szCs w:val="24"/>
+        </w:rPr>
+        <w:t>akan</w:t>
+      </w:r>
+      <w:proofErr w:type="spellEnd"/>
+      <w:r>
+        <w:rPr>
+          <w:sz w:val="24"/>
+          <w:szCs w:val="24"/>
+        </w:rPr>
+        <w:t xml:space="preserve"> </w:t>
+      </w:r>
+      <w:proofErr w:type="spellStart"/>
+      <w:r>
+        <w:rPr>
+          <w:sz w:val="24"/>
+          <w:szCs w:val="24"/>
+        </w:rPr>
+        <w:t>pergi</w:t>
+      </w:r>
+      <w:proofErr w:type="spellEnd"/>
+      <w:r>
+        <w:rPr>
+          <w:sz w:val="24"/>
+          <w:szCs w:val="24"/>
+        </w:rPr>
+        <w:t xml:space="preserve"> </w:t>
+      </w:r>
+      <w:proofErr w:type="spellStart"/>
+      <w:r>
+        <w:rPr>
+          <w:sz w:val="24"/>
+          <w:szCs w:val="24"/>
+        </w:rPr>
+        <w:t>ke</w:t>
+      </w:r>
+      <w:proofErr w:type="spellEnd"/>
+      <w:r>
+        <w:rPr>
+          <w:sz w:val="24"/>
+          <w:szCs w:val="24"/>
+        </w:rPr>
+        <w:t xml:space="preserve"> masjid </w:t>
+      </w:r>
+      <w:proofErr w:type="spellStart"/>
+      <w:r>
+        <w:rPr>
+          <w:sz w:val="24"/>
+          <w:szCs w:val="24"/>
+        </w:rPr>
+        <w:t>tetapi</w:t>
+      </w:r>
+      <w:proofErr w:type="spellEnd"/>
+      <w:r>
+        <w:rPr>
+          <w:sz w:val="24"/>
+          <w:szCs w:val="24"/>
+        </w:rPr>
+        <w:t xml:space="preserve"> </w:t>
+      </w:r>
+      <w:proofErr w:type="spellStart"/>
+      <w:r>
+        <w:rPr>
+          <w:sz w:val="24"/>
+          <w:szCs w:val="24"/>
+        </w:rPr>
+        <w:t>mereka</w:t>
+      </w:r>
+      <w:proofErr w:type="spellEnd"/>
+      <w:r>
+        <w:rPr>
+          <w:sz w:val="24"/>
+          <w:szCs w:val="24"/>
+        </w:rPr>
+        <w:t xml:space="preserve"> </w:t>
+      </w:r>
+      <w:proofErr w:type="spellStart"/>
+      <w:r>
+        <w:rPr>
+          <w:sz w:val="24"/>
+          <w:szCs w:val="24"/>
+        </w:rPr>
+        <w:t>berangkat</w:t>
+      </w:r>
+      <w:proofErr w:type="spellEnd"/>
+      <w:r>
+        <w:rPr>
+          <w:sz w:val="24"/>
+          <w:szCs w:val="24"/>
+        </w:rPr>
+        <w:t xml:space="preserve"> </w:t>
+      </w:r>
+      <w:proofErr w:type="spellStart"/>
+      <w:r>
+        <w:rPr>
+          <w:sz w:val="24"/>
+          <w:szCs w:val="24"/>
+        </w:rPr>
+        <w:t>nanti</w:t>
+      </w:r>
+      <w:proofErr w:type="spellEnd"/>
+      <w:r>
+        <w:rPr>
+          <w:sz w:val="24"/>
+          <w:szCs w:val="24"/>
+        </w:rPr>
+        <w:t xml:space="preserve"> </w:t>
+      </w:r>
+      <w:proofErr w:type="spellStart"/>
+      <w:r>
+        <w:rPr>
+          <w:sz w:val="24"/>
+          <w:szCs w:val="24"/>
+        </w:rPr>
+        <w:t>nanti</w:t>
+      </w:r>
+      <w:proofErr w:type="spellEnd"/>
+      <w:r>
+        <w:rPr>
+          <w:sz w:val="24"/>
+          <w:szCs w:val="24"/>
+        </w:rPr>
+        <w:t>.</w:t>
+      </w:r>
+    </w:p>
+    <w:p>
+      <w:pPr>
+        <w:rPr>
+          <w:sz w:val="24"/>
+          <w:szCs w:val="24"/>
+        </w:rPr>
+      </w:pPr>
+      <w:r>
+        <w:rPr>
+          <w:sz w:val="24"/>
+          <w:szCs w:val="24"/>
+        </w:rPr>
+        <w:tab/>
+      </w:r>
+      <w:proofErr w:type="spellStart"/>
+      <w:r>
+        <w:rPr>
+          <w:sz w:val="24"/>
+          <w:szCs w:val="24"/>
+        </w:rPr>
+        <w:t>Setelah</w:t>
+      </w:r>
+      <w:proofErr w:type="spellEnd"/>
+      <w:r>
+        <w:rPr>
+          <w:sz w:val="24"/>
+          <w:szCs w:val="24"/>
+        </w:rPr>
+        <w:t xml:space="preserve"> </w:t>
+      </w:r>
+      <w:proofErr w:type="spellStart"/>
+      <w:r>
+        <w:rPr>
+          <w:sz w:val="24"/>
+          <w:szCs w:val="24"/>
+        </w:rPr>
+        <w:t>selesai</w:t>
+      </w:r>
+      <w:proofErr w:type="spellEnd"/>
+      <w:r>
+        <w:rPr>
+          <w:sz w:val="24"/>
+          <w:szCs w:val="24"/>
+        </w:rPr>
+        <w:t xml:space="preserve"> </w:t>
+      </w:r>
+      <w:proofErr w:type="spellStart"/>
+      <w:r>
+        <w:rPr>
+          <w:sz w:val="24"/>
+          <w:szCs w:val="24"/>
+        </w:rPr>
+        <w:t>buang</w:t>
+      </w:r>
+      <w:proofErr w:type="spellEnd"/>
+      <w:r>
+        <w:rPr>
+          <w:sz w:val="24"/>
+          <w:szCs w:val="24"/>
+        </w:rPr>
+        <w:t xml:space="preserve"> air </w:t>
+      </w:r>
+      <w:proofErr w:type="spellStart"/>
+      <w:r>
+        <w:rPr>
+          <w:sz w:val="24"/>
+          <w:szCs w:val="24"/>
+        </w:rPr>
+        <w:t>kecil</w:t>
+      </w:r>
+      <w:proofErr w:type="spellEnd"/>
+      <w:r>
+        <w:rPr>
+          <w:sz w:val="24"/>
+          <w:szCs w:val="24"/>
+        </w:rPr>
+        <w:t xml:space="preserve">, </w:t>
+      </w:r>
+      <w:proofErr w:type="spellStart"/>
+      <w:r>
+        <w:rPr>
+          <w:sz w:val="24"/>
+          <w:szCs w:val="24"/>
+        </w:rPr>
+        <w:t>aku</w:t>
+      </w:r>
+      <w:proofErr w:type="spellEnd"/>
+      <w:r>
+        <w:rPr>
+          <w:sz w:val="24"/>
+          <w:szCs w:val="24"/>
+        </w:rPr>
+        <w:t xml:space="preserve"> </w:t>
+      </w:r>
+      <w:proofErr w:type="spellStart"/>
+      <w:r>
+        <w:rPr>
+          <w:sz w:val="24"/>
+          <w:szCs w:val="24"/>
+        </w:rPr>
+        <w:t>langsung</w:t>
+      </w:r>
+      <w:proofErr w:type="spellEnd"/>
+      <w:r>
+        <w:rPr>
+          <w:sz w:val="24"/>
+          <w:szCs w:val="24"/>
+        </w:rPr>
+        <w:t xml:space="preserve"> </w:t>
+      </w:r>
+      <w:proofErr w:type="spellStart"/>
+      <w:r>
+        <w:rPr>
+          <w:sz w:val="24"/>
+          <w:szCs w:val="24"/>
+        </w:rPr>
+        <w:t>mengambil</w:t>
+      </w:r>
+      <w:proofErr w:type="spellEnd"/>
+      <w:r>
+        <w:rPr>
+          <w:sz w:val="24"/>
+          <w:szCs w:val="24"/>
+        </w:rPr>
+        <w:t xml:space="preserve"> </w:t>
+      </w:r>
+      <w:r>
+        <w:rPr>
+          <w:sz w:val="24"/>
+          <w:szCs w:val="24"/>
+        </w:rPr>
+        <w:tab/>
+        <w:t xml:space="preserve">air wudhu. </w:t>
+      </w:r>
+      <w:proofErr w:type="spellStart"/>
+      <w:r>
+        <w:rPr>
+          <w:sz w:val="24"/>
+          <w:szCs w:val="24"/>
+        </w:rPr>
+        <w:t>Lalu</w:t>
+      </w:r>
+      <w:proofErr w:type="spellEnd"/>
+      <w:r>
+        <w:rPr>
+          <w:sz w:val="24"/>
+          <w:szCs w:val="24"/>
+        </w:rPr>
+        <w:t xml:space="preserve"> </w:t>
+      </w:r>
+      <w:proofErr w:type="spellStart"/>
+      <w:r>
+        <w:rPr>
+          <w:sz w:val="24"/>
+          <w:szCs w:val="24"/>
+        </w:rPr>
+        <w:t>masuk</w:t>
+      </w:r>
+      <w:proofErr w:type="spellEnd"/>
+      <w:r>
+        <w:rPr>
+          <w:sz w:val="24"/>
+          <w:szCs w:val="24"/>
+        </w:rPr>
+        <w:t xml:space="preserve"> </w:t>
+      </w:r>
+      <w:proofErr w:type="spellStart"/>
+      <w:r>
+        <w:rPr>
+          <w:sz w:val="24"/>
+          <w:szCs w:val="24"/>
+        </w:rPr>
+        <w:t>kedalam</w:t>
+      </w:r>
+      <w:proofErr w:type="spellEnd"/>
+      <w:r>
+        <w:rPr>
+          <w:sz w:val="24"/>
+          <w:szCs w:val="24"/>
+        </w:rPr>
+        <w:t xml:space="preserve"> masjid </w:t>
+      </w:r>
+      <w:proofErr w:type="spellStart"/>
+      <w:r>
+        <w:rPr>
+          <w:sz w:val="24"/>
+          <w:szCs w:val="24"/>
+        </w:rPr>
+        <w:t>dan</w:t>
+      </w:r>
+      <w:proofErr w:type="spellEnd"/>
+      <w:r>
+        <w:rPr>
+          <w:sz w:val="24"/>
+          <w:szCs w:val="24"/>
+        </w:rPr>
+        <w:t xml:space="preserve"> </w:t>
+      </w:r>
+      <w:proofErr w:type="spellStart"/>
+      <w:r>
+        <w:rPr>
+          <w:sz w:val="24"/>
+          <w:szCs w:val="24"/>
+        </w:rPr>
+        <w:t>melihat</w:t>
+      </w:r>
+      <w:proofErr w:type="spellEnd"/>
+      <w:r>
+        <w:rPr>
+          <w:sz w:val="24"/>
+          <w:szCs w:val="24"/>
+        </w:rPr>
+        <w:t xml:space="preserve"> </w:t>
+      </w:r>
+      <w:proofErr w:type="spellStart"/>
+      <w:r>
+        <w:rPr>
+          <w:sz w:val="24"/>
+          <w:szCs w:val="24"/>
+        </w:rPr>
+        <w:t>sekeliling</w:t>
+      </w:r>
+      <w:proofErr w:type="spellEnd"/>
+      <w:r>
+        <w:rPr>
+          <w:sz w:val="24"/>
+          <w:szCs w:val="24"/>
+        </w:rPr>
+        <w:t>.</w:t>
+      </w:r>
+    </w:p>
+    <w:p>
+      <w:pPr>
+        <w:rPr>
+          <w:sz w:val="24"/>
+          <w:szCs w:val="24"/>
+        </w:rPr>
+      </w:pPr>
+      <w:r>
+        <w:rPr>
+          <w:sz w:val="24"/>
+          <w:szCs w:val="24"/>
+        </w:rPr>
+        <w:tab/>
+      </w:r>
+      <w:proofErr w:type="spellStart"/>
+      <w:r>
+        <w:rPr>
+          <w:sz w:val="24"/>
+          <w:szCs w:val="24"/>
+        </w:rPr>
+        <w:t>Aku</w:t>
+      </w:r>
+      <w:proofErr w:type="spellEnd"/>
+      <w:r>
+        <w:rPr>
+          <w:sz w:val="24"/>
+          <w:szCs w:val="24"/>
+        </w:rPr>
+        <w:t xml:space="preserve"> </w:t>
+      </w:r>
+      <w:proofErr w:type="spellStart"/>
+      <w:r>
+        <w:rPr>
+          <w:sz w:val="24"/>
+          <w:szCs w:val="24"/>
+        </w:rPr>
+        <w:t>sedang</w:t>
+      </w:r>
+      <w:proofErr w:type="spellEnd"/>
+      <w:r>
+        <w:rPr>
+          <w:sz w:val="24"/>
+          <w:szCs w:val="24"/>
+        </w:rPr>
+        <w:t xml:space="preserve"> </w:t>
+      </w:r>
+      <w:proofErr w:type="spellStart"/>
+      <w:r>
+        <w:rPr>
+          <w:sz w:val="24"/>
+          <w:szCs w:val="24"/>
+        </w:rPr>
+        <w:t>memprediksi</w:t>
+      </w:r>
+      <w:proofErr w:type="spellEnd"/>
+      <w:r>
+        <w:rPr>
+          <w:sz w:val="24"/>
+          <w:szCs w:val="24"/>
+        </w:rPr>
+        <w:t xml:space="preserve"> </w:t>
+      </w:r>
+      <w:proofErr w:type="spellStart"/>
+      <w:r>
+        <w:rPr>
+          <w:sz w:val="24"/>
+          <w:szCs w:val="24"/>
+        </w:rPr>
+        <w:t>arah</w:t>
+      </w:r>
+      <w:proofErr w:type="spellEnd"/>
+      <w:r>
+        <w:rPr>
+          <w:sz w:val="24"/>
+          <w:szCs w:val="24"/>
+        </w:rPr>
+        <w:t xml:space="preserve"> </w:t>
+      </w:r>
+      <w:proofErr w:type="spellStart"/>
+      <w:r>
+        <w:rPr>
+          <w:sz w:val="24"/>
+          <w:szCs w:val="24"/>
+        </w:rPr>
+        <w:t>dari</w:t>
+      </w:r>
+      <w:proofErr w:type="spellEnd"/>
+      <w:r>
+        <w:rPr>
+          <w:sz w:val="24"/>
+          <w:szCs w:val="24"/>
+        </w:rPr>
+        <w:t xml:space="preserve"> </w:t>
+      </w:r>
+      <w:proofErr w:type="spellStart"/>
+      <w:r>
+        <w:rPr>
+          <w:sz w:val="24"/>
+          <w:szCs w:val="24"/>
+        </w:rPr>
+        <w:t>kotsak</w:t>
+      </w:r>
+      <w:proofErr w:type="spellEnd"/>
+      <w:r>
+        <w:rPr>
+          <w:sz w:val="24"/>
+          <w:szCs w:val="24"/>
+        </w:rPr>
+        <w:t xml:space="preserve"> </w:t>
+      </w:r>
+      <w:proofErr w:type="spellStart"/>
+      <w:r>
+        <w:rPr>
+          <w:sz w:val="24"/>
+          <w:szCs w:val="24"/>
+        </w:rPr>
+        <w:t>amal</w:t>
+      </w:r>
+      <w:proofErr w:type="spellEnd"/>
+      <w:r>
+        <w:rPr>
+          <w:sz w:val="24"/>
+          <w:szCs w:val="24"/>
+        </w:rPr>
+        <w:t xml:space="preserve"> yang </w:t>
+      </w:r>
+      <w:proofErr w:type="spellStart"/>
+      <w:r>
+        <w:rPr>
+          <w:sz w:val="24"/>
+          <w:szCs w:val="24"/>
+        </w:rPr>
+        <w:t>disalurkan</w:t>
+      </w:r>
+      <w:proofErr w:type="spellEnd"/>
+      <w:r>
+        <w:rPr>
+          <w:sz w:val="24"/>
+          <w:szCs w:val="24"/>
+        </w:rPr>
+        <w:t xml:space="preserve">. Hal </w:t>
+      </w:r>
+      <w:proofErr w:type="spellStart"/>
+      <w:r>
+        <w:rPr>
+          <w:sz w:val="24"/>
+          <w:szCs w:val="24"/>
+        </w:rPr>
+        <w:t>ini</w:t>
+      </w:r>
+      <w:proofErr w:type="spellEnd"/>
+      <w:r>
+        <w:rPr>
+          <w:sz w:val="24"/>
+          <w:szCs w:val="24"/>
+        </w:rPr>
+        <w:t xml:space="preserve"> </w:t>
+      </w:r>
+      <w:proofErr w:type="spellStart"/>
+      <w:r>
+        <w:rPr>
+          <w:sz w:val="24"/>
+          <w:szCs w:val="24"/>
+        </w:rPr>
+        <w:t>aku</w:t>
+      </w:r>
+      <w:proofErr w:type="spellEnd"/>
+      <w:r>
+        <w:rPr>
+          <w:sz w:val="24"/>
+          <w:szCs w:val="24"/>
+        </w:rPr>
+        <w:t xml:space="preserve"> </w:t>
+      </w:r>
+      <w:proofErr w:type="spellStart"/>
+      <w:r>
+        <w:rPr>
+          <w:sz w:val="24"/>
+          <w:szCs w:val="24"/>
+        </w:rPr>
+        <w:t>lakukan</w:t>
+      </w:r>
+      <w:proofErr w:type="spellEnd"/>
+      <w:r>
+        <w:rPr>
+          <w:sz w:val="24"/>
+          <w:szCs w:val="24"/>
+        </w:rPr>
+        <w:t xml:space="preserve"> </w:t>
+      </w:r>
+      <w:proofErr w:type="spellStart"/>
+      <w:r>
+        <w:rPr>
+          <w:sz w:val="24"/>
+          <w:szCs w:val="24"/>
+        </w:rPr>
+        <w:t>untuk</w:t>
+      </w:r>
+      <w:proofErr w:type="spellEnd"/>
+      <w:r>
+        <w:rPr>
+          <w:sz w:val="24"/>
+          <w:szCs w:val="24"/>
+        </w:rPr>
+        <w:t xml:space="preserve"> </w:t>
+      </w:r>
+      <w:proofErr w:type="spellStart"/>
+      <w:r>
+        <w:rPr>
+          <w:sz w:val="24"/>
+          <w:szCs w:val="24"/>
+        </w:rPr>
+        <w:t>mengantisipasi</w:t>
+      </w:r>
+      <w:proofErr w:type="spellEnd"/>
+      <w:r>
+        <w:rPr>
+          <w:sz w:val="24"/>
+          <w:szCs w:val="24"/>
+        </w:rPr>
+        <w:t xml:space="preserve"> agar </w:t>
+      </w:r>
+      <w:proofErr w:type="spellStart"/>
+      <w:r>
+        <w:rPr>
+          <w:sz w:val="24"/>
+          <w:szCs w:val="24"/>
+        </w:rPr>
+        <w:t>saat</w:t>
+      </w:r>
+      <w:proofErr w:type="spellEnd"/>
+      <w:r>
+        <w:rPr>
+          <w:sz w:val="24"/>
+          <w:szCs w:val="24"/>
+        </w:rPr>
+        <w:t xml:space="preserve"> </w:t>
+      </w:r>
+      <w:proofErr w:type="spellStart"/>
+      <w:r>
+        <w:rPr>
+          <w:sz w:val="24"/>
+          <w:szCs w:val="24"/>
+        </w:rPr>
+        <w:t>kotak</w:t>
+      </w:r>
+      <w:proofErr w:type="spellEnd"/>
+      <w:r>
+        <w:rPr>
+          <w:sz w:val="24"/>
+          <w:szCs w:val="24"/>
+        </w:rPr>
+        <w:t xml:space="preserve"> </w:t>
+      </w:r>
+      <w:proofErr w:type="spellStart"/>
+      <w:r>
+        <w:rPr>
+          <w:sz w:val="24"/>
+          <w:szCs w:val="24"/>
+        </w:rPr>
+        <w:t>amal</w:t>
+      </w:r>
+      <w:proofErr w:type="spellEnd"/>
+      <w:r>
+        <w:rPr>
+          <w:sz w:val="24"/>
+          <w:szCs w:val="24"/>
+        </w:rPr>
+        <w:t xml:space="preserve"> </w:t>
+      </w:r>
+      <w:proofErr w:type="spellStart"/>
+      <w:r>
+        <w:rPr>
+          <w:sz w:val="24"/>
+          <w:szCs w:val="24"/>
+        </w:rPr>
+        <w:t>sudah</w:t>
+      </w:r>
+      <w:proofErr w:type="spellEnd"/>
+      <w:r>
+        <w:rPr>
+          <w:sz w:val="24"/>
+          <w:szCs w:val="24"/>
+        </w:rPr>
+        <w:t xml:space="preserve"> </w:t>
+      </w:r>
+      <w:proofErr w:type="spellStart"/>
+      <w:r>
+        <w:rPr>
+          <w:sz w:val="24"/>
+          <w:szCs w:val="24"/>
+        </w:rPr>
+        <w:t>berada</w:t>
+      </w:r>
+      <w:proofErr w:type="spellEnd"/>
+      <w:r>
+        <w:rPr>
+          <w:sz w:val="24"/>
+          <w:szCs w:val="24"/>
+        </w:rPr>
+        <w:t xml:space="preserve"> di </w:t>
+      </w:r>
+      <w:proofErr w:type="spellStart"/>
+      <w:r>
+        <w:rPr>
+          <w:sz w:val="24"/>
+          <w:szCs w:val="24"/>
+        </w:rPr>
+        <w:t>depanku</w:t>
+      </w:r>
+      <w:proofErr w:type="spellEnd"/>
+      <w:r>
+        <w:rPr>
+          <w:sz w:val="24"/>
+          <w:szCs w:val="24"/>
+        </w:rPr>
+        <w:t xml:space="preserve">, </w:t>
+      </w:r>
+      <w:proofErr w:type="spellStart"/>
+      <w:r>
+        <w:rPr>
+          <w:sz w:val="24"/>
+          <w:szCs w:val="24"/>
+        </w:rPr>
+        <w:t>aku</w:t>
+      </w:r>
+      <w:proofErr w:type="spellEnd"/>
+      <w:r>
+        <w:rPr>
+          <w:sz w:val="24"/>
+          <w:szCs w:val="24"/>
+        </w:rPr>
+        <w:t xml:space="preserve"> </w:t>
+      </w:r>
+      <w:proofErr w:type="spellStart"/>
+      <w:r>
+        <w:rPr>
+          <w:sz w:val="24"/>
+          <w:szCs w:val="24"/>
+        </w:rPr>
+        <w:t>tidak</w:t>
+      </w:r>
+      <w:proofErr w:type="spellEnd"/>
+      <w:r>
+        <w:rPr>
+          <w:sz w:val="24"/>
+          <w:szCs w:val="24"/>
+        </w:rPr>
+        <w:t xml:space="preserve"> </w:t>
+      </w:r>
+      <w:proofErr w:type="spellStart"/>
+      <w:r>
+        <w:rPr>
+          <w:sz w:val="24"/>
+          <w:szCs w:val="24"/>
+        </w:rPr>
+        <w:t>bingung</w:t>
+      </w:r>
+      <w:proofErr w:type="spellEnd"/>
+      <w:r>
+        <w:rPr>
+          <w:sz w:val="24"/>
+          <w:szCs w:val="24"/>
+        </w:rPr>
+        <w:t xml:space="preserve"> </w:t>
+      </w:r>
+      <w:proofErr w:type="spellStart"/>
+      <w:r>
+        <w:rPr>
+          <w:sz w:val="24"/>
+          <w:szCs w:val="24"/>
+        </w:rPr>
+        <w:t>mau</w:t>
+      </w:r>
+      <w:proofErr w:type="spellEnd"/>
+      <w:r>
+        <w:rPr>
+          <w:sz w:val="24"/>
+          <w:szCs w:val="24"/>
+        </w:rPr>
+        <w:t xml:space="preserve"> </w:t>
+      </w:r>
+      <w:proofErr w:type="spellStart"/>
+      <w:r>
+        <w:rPr>
+          <w:sz w:val="24"/>
+          <w:szCs w:val="24"/>
+        </w:rPr>
+        <w:t>aku</w:t>
+      </w:r>
+      <w:proofErr w:type="spellEnd"/>
+      <w:r>
+        <w:rPr>
+          <w:sz w:val="24"/>
+          <w:szCs w:val="24"/>
+        </w:rPr>
+        <w:t xml:space="preserve"> </w:t>
+      </w:r>
+      <w:proofErr w:type="spellStart"/>
+      <w:r>
+        <w:rPr>
+          <w:sz w:val="24"/>
+          <w:szCs w:val="24"/>
+        </w:rPr>
+        <w:t>buang</w:t>
+      </w:r>
+      <w:proofErr w:type="spellEnd"/>
+      <w:r>
+        <w:rPr>
+          <w:sz w:val="24"/>
+          <w:szCs w:val="24"/>
+        </w:rPr>
+        <w:t xml:space="preserve"> </w:t>
+      </w:r>
+      <w:proofErr w:type="spellStart"/>
+      <w:r>
+        <w:rPr>
+          <w:sz w:val="24"/>
+          <w:szCs w:val="24"/>
+        </w:rPr>
+        <w:t>kemana</w:t>
+      </w:r>
+      <w:proofErr w:type="spellEnd"/>
+      <w:r>
+        <w:rPr>
+          <w:sz w:val="24"/>
+          <w:szCs w:val="24"/>
+        </w:rPr>
+        <w:t xml:space="preserve"> </w:t>
+      </w:r>
+      <w:proofErr w:type="spellStart"/>
+      <w:r>
+        <w:rPr>
+          <w:sz w:val="24"/>
+          <w:szCs w:val="24"/>
+        </w:rPr>
+        <w:t>kotak</w:t>
+      </w:r>
+      <w:proofErr w:type="spellEnd"/>
+      <w:r>
+        <w:rPr>
+          <w:sz w:val="24"/>
+          <w:szCs w:val="24"/>
+        </w:rPr>
+        <w:t xml:space="preserve"> </w:t>
+      </w:r>
+      <w:proofErr w:type="spellStart"/>
+      <w:r>
+        <w:rPr>
+          <w:sz w:val="24"/>
+          <w:szCs w:val="24"/>
+        </w:rPr>
+        <w:t>amal</w:t>
+      </w:r>
+      <w:proofErr w:type="spellEnd"/>
+      <w:r>
+        <w:rPr>
+          <w:sz w:val="24"/>
+          <w:szCs w:val="24"/>
+        </w:rPr>
+        <w:t xml:space="preserve"> </w:t>
+      </w:r>
+      <w:proofErr w:type="spellStart"/>
+      <w:r>
+        <w:rPr>
+          <w:sz w:val="24"/>
+          <w:szCs w:val="24"/>
+        </w:rPr>
+        <w:t>itu</w:t>
+      </w:r>
+      <w:proofErr w:type="spellEnd"/>
+      <w:r>
+        <w:rPr>
+          <w:sz w:val="24"/>
+          <w:szCs w:val="24"/>
+        </w:rPr>
+        <w:t>.</w:t>
+      </w:r>
+    </w:p>
+    <w:p>
+      <w:pPr>
+        <w:rPr>
+          <w:sz w:val="24"/>
+          <w:szCs w:val="24"/>
+        </w:rPr>
+      </w:pPr>
+      <w:r>
+        <w:rPr>
+          <w:sz w:val="24"/>
+          <w:szCs w:val="24"/>
+        </w:rPr>
+        <w:tab/>
+      </w:r>
+      <w:proofErr w:type="spellStart"/>
+      <w:r>
+        <w:rPr>
+          <w:sz w:val="24"/>
+          <w:szCs w:val="24"/>
+        </w:rPr>
+        <w:t>Khutbah</w:t>
+      </w:r>
+      <w:proofErr w:type="spellEnd"/>
+      <w:r>
+        <w:rPr>
+          <w:sz w:val="24"/>
+          <w:szCs w:val="24"/>
+        </w:rPr>
+        <w:t xml:space="preserve"> </w:t>
+      </w:r>
+      <w:proofErr w:type="spellStart"/>
+      <w:r>
+        <w:rPr>
+          <w:sz w:val="24"/>
+          <w:szCs w:val="24"/>
+        </w:rPr>
+        <w:t>sedang</w:t>
+      </w:r>
+      <w:proofErr w:type="spellEnd"/>
+      <w:r>
+        <w:rPr>
+          <w:sz w:val="24"/>
+          <w:szCs w:val="24"/>
+        </w:rPr>
+        <w:t xml:space="preserve"> </w:t>
+      </w:r>
+      <w:proofErr w:type="spellStart"/>
+      <w:r>
+        <w:rPr>
+          <w:sz w:val="24"/>
+          <w:szCs w:val="24"/>
+        </w:rPr>
+        <w:t>dibacakan</w:t>
+      </w:r>
+      <w:proofErr w:type="spellEnd"/>
+      <w:r>
+        <w:rPr>
+          <w:sz w:val="24"/>
+          <w:szCs w:val="24"/>
+        </w:rPr>
+        <w:t xml:space="preserve">. Dan </w:t>
+      </w:r>
+      <w:proofErr w:type="spellStart"/>
+      <w:r>
+        <w:rPr>
+          <w:sz w:val="24"/>
+          <w:szCs w:val="24"/>
+        </w:rPr>
+        <w:t>seperti</w:t>
+      </w:r>
+      <w:proofErr w:type="spellEnd"/>
+      <w:r>
+        <w:rPr>
+          <w:sz w:val="24"/>
+          <w:szCs w:val="24"/>
+        </w:rPr>
+        <w:t xml:space="preserve"> </w:t>
+      </w:r>
+      <w:proofErr w:type="spellStart"/>
+      <w:r>
+        <w:rPr>
+          <w:sz w:val="24"/>
+          <w:szCs w:val="24"/>
+        </w:rPr>
+        <w:t>biasa</w:t>
+      </w:r>
+      <w:proofErr w:type="spellEnd"/>
+      <w:r>
+        <w:rPr>
+          <w:sz w:val="24"/>
+          <w:szCs w:val="24"/>
+        </w:rPr>
+        <w:t xml:space="preserve">, para </w:t>
+      </w:r>
+      <w:proofErr w:type="spellStart"/>
+      <w:r>
+        <w:rPr>
+          <w:sz w:val="24"/>
+          <w:szCs w:val="24"/>
+        </w:rPr>
+        <w:t>jamaahnya</w:t>
+      </w:r>
+      <w:proofErr w:type="spellEnd"/>
+      <w:r>
+        <w:rPr>
+          <w:sz w:val="24"/>
+          <w:szCs w:val="24"/>
+        </w:rPr>
+        <w:t xml:space="preserve"> </w:t>
+      </w:r>
+      <w:proofErr w:type="spellStart"/>
+      <w:r>
+        <w:rPr>
+          <w:sz w:val="24"/>
+          <w:szCs w:val="24"/>
+        </w:rPr>
+        <w:t>sibuk</w:t>
+      </w:r>
+      <w:proofErr w:type="spellEnd"/>
+      <w:r>
+        <w:rPr>
+          <w:sz w:val="24"/>
+          <w:szCs w:val="24"/>
+        </w:rPr>
+        <w:t xml:space="preserve"> </w:t>
+      </w:r>
+      <w:proofErr w:type="spellStart"/>
+      <w:r>
+        <w:rPr>
+          <w:sz w:val="24"/>
+          <w:szCs w:val="24"/>
+        </w:rPr>
+        <w:t>dengan</w:t>
+      </w:r>
+      <w:proofErr w:type="spellEnd"/>
+      <w:r>
+        <w:rPr>
+          <w:sz w:val="24"/>
+          <w:szCs w:val="24"/>
+        </w:rPr>
+        <w:t xml:space="preserve"> </w:t>
+      </w:r>
+      <w:proofErr w:type="spellStart"/>
+      <w:r>
+        <w:rPr>
+          <w:sz w:val="24"/>
+          <w:szCs w:val="24"/>
+        </w:rPr>
+        <w:t>urusan</w:t>
+      </w:r>
+      <w:proofErr w:type="spellEnd"/>
+      <w:r>
+        <w:rPr>
+          <w:sz w:val="24"/>
+          <w:szCs w:val="24"/>
+        </w:rPr>
+        <w:t xml:space="preserve"> </w:t>
+      </w:r>
+      <w:proofErr w:type="spellStart"/>
+      <w:r>
+        <w:rPr>
+          <w:sz w:val="24"/>
+          <w:szCs w:val="24"/>
+        </w:rPr>
+        <w:t>masing</w:t>
+      </w:r>
+      <w:proofErr w:type="spellEnd"/>
+      <w:r>
+        <w:rPr>
+          <w:sz w:val="24"/>
+          <w:szCs w:val="24"/>
+        </w:rPr>
+        <w:t xml:space="preserve"> </w:t>
+      </w:r>
+      <w:proofErr w:type="spellStart"/>
+      <w:r>
+        <w:rPr>
+          <w:sz w:val="24"/>
+          <w:szCs w:val="24"/>
+        </w:rPr>
+        <w:t>masing</w:t>
+      </w:r>
+      <w:proofErr w:type="spellEnd"/>
+      <w:r>
+        <w:rPr>
+          <w:sz w:val="24"/>
+          <w:szCs w:val="24"/>
+        </w:rPr>
+        <w:t xml:space="preserve">. </w:t>
+      </w:r>
+      <w:proofErr w:type="spellStart"/>
+      <w:r>
+        <w:rPr>
+          <w:sz w:val="24"/>
+          <w:szCs w:val="24"/>
+        </w:rPr>
+        <w:t>Aku</w:t>
+      </w:r>
+      <w:proofErr w:type="spellEnd"/>
+      <w:r>
+        <w:rPr>
+          <w:sz w:val="24"/>
+          <w:szCs w:val="24"/>
+        </w:rPr>
+        <w:t xml:space="preserve"> pun </w:t>
+      </w:r>
+      <w:proofErr w:type="spellStart"/>
+      <w:r>
+        <w:rPr>
+          <w:sz w:val="24"/>
+          <w:szCs w:val="24"/>
+        </w:rPr>
+        <w:t>juga</w:t>
+      </w:r>
+      <w:proofErr w:type="spellEnd"/>
+      <w:r>
+        <w:rPr>
+          <w:sz w:val="24"/>
+          <w:szCs w:val="24"/>
+        </w:rPr>
+        <w:t xml:space="preserve"> </w:t>
+      </w:r>
+      <w:proofErr w:type="spellStart"/>
+      <w:r>
+        <w:rPr>
+          <w:sz w:val="24"/>
+          <w:szCs w:val="24"/>
+        </w:rPr>
+        <w:t>sama</w:t>
+      </w:r>
+      <w:proofErr w:type="spellEnd"/>
+      <w:r>
+        <w:rPr>
+          <w:sz w:val="24"/>
+          <w:szCs w:val="24"/>
+        </w:rPr>
+        <w:t xml:space="preserve">, </w:t>
+      </w:r>
+      <w:proofErr w:type="spellStart"/>
+      <w:r>
+        <w:rPr>
+          <w:sz w:val="24"/>
+          <w:szCs w:val="24"/>
+        </w:rPr>
+        <w:t>sibuk</w:t>
+      </w:r>
+      <w:proofErr w:type="spellEnd"/>
+      <w:r>
+        <w:rPr>
+          <w:sz w:val="24"/>
+          <w:szCs w:val="24"/>
+        </w:rPr>
+        <w:t xml:space="preserve"> </w:t>
+      </w:r>
+      <w:proofErr w:type="spellStart"/>
+      <w:proofErr w:type="gramStart"/>
+      <w:r>
+        <w:rPr>
+          <w:sz w:val="24"/>
+          <w:szCs w:val="24"/>
+        </w:rPr>
+        <w:t>dengan</w:t>
+      </w:r>
+      <w:proofErr w:type="spellEnd"/>
+      <w:r>
+        <w:rPr>
+          <w:sz w:val="24"/>
+          <w:szCs w:val="24"/>
+        </w:rPr>
+        <w:t xml:space="preserve">  </w:t>
+      </w:r>
+      <w:proofErr w:type="spellStart"/>
+      <w:r>
+        <w:rPr>
+          <w:sz w:val="24"/>
+          <w:szCs w:val="24"/>
+        </w:rPr>
+        <w:t>tidurku</w:t>
+      </w:r>
+      <w:proofErr w:type="spellEnd"/>
+      <w:proofErr w:type="gramEnd"/>
+      <w:r>
+        <w:rPr>
+          <w:sz w:val="24"/>
+          <w:szCs w:val="24"/>
+        </w:rPr>
+        <w:t>.</w:t>
+      </w:r>
+    </w:p>
+    <w:p>
+      <w:pPr>
+        <w:rPr>
+          <w:sz w:val="24"/>
+          <w:szCs w:val="24"/>
+        </w:rPr>
+      </w:pPr>
+      <w:r>
+        <w:rPr>
+          <w:sz w:val="24"/>
+          <w:szCs w:val="24"/>
+        </w:rPr>
+        <w:tab/>
+      </w:r>
+      <w:proofErr w:type="spellStart"/>
+      <w:r>
+        <w:rPr>
+          <w:sz w:val="24"/>
+          <w:szCs w:val="24"/>
+        </w:rPr>
+        <w:t>Akhirnya</w:t>
+      </w:r>
+      <w:proofErr w:type="spellEnd"/>
+      <w:r>
+        <w:rPr>
+          <w:sz w:val="24"/>
+          <w:szCs w:val="24"/>
+        </w:rPr>
+        <w:t xml:space="preserve"> </w:t>
+      </w:r>
+      <w:proofErr w:type="spellStart"/>
+      <w:r>
+        <w:rPr>
+          <w:sz w:val="24"/>
+          <w:szCs w:val="24"/>
+        </w:rPr>
+        <w:t>khutbah</w:t>
+      </w:r>
+      <w:proofErr w:type="spellEnd"/>
+      <w:r>
+        <w:rPr>
+          <w:sz w:val="24"/>
+          <w:szCs w:val="24"/>
+        </w:rPr>
+        <w:t xml:space="preserve"> </w:t>
+      </w:r>
+      <w:proofErr w:type="spellStart"/>
+      <w:r>
+        <w:rPr>
+          <w:sz w:val="24"/>
+          <w:szCs w:val="24"/>
+        </w:rPr>
+        <w:t>selesai</w:t>
+      </w:r>
+      <w:proofErr w:type="spellEnd"/>
+      <w:r>
+        <w:rPr>
+          <w:sz w:val="24"/>
+          <w:szCs w:val="24"/>
+        </w:rPr>
+        <w:t xml:space="preserve"> </w:t>
+      </w:r>
+      <w:proofErr w:type="spellStart"/>
+      <w:r>
+        <w:rPr>
+          <w:sz w:val="24"/>
+          <w:szCs w:val="24"/>
+        </w:rPr>
+        <w:t>juga</w:t>
+      </w:r>
+      <w:proofErr w:type="spellEnd"/>
+      <w:r>
+        <w:rPr>
+          <w:sz w:val="24"/>
+          <w:szCs w:val="24"/>
+        </w:rPr>
+        <w:t xml:space="preserve">. </w:t>
+      </w:r>
+      <w:proofErr w:type="spellStart"/>
+      <w:r>
+        <w:rPr>
+          <w:sz w:val="24"/>
+          <w:szCs w:val="24"/>
+        </w:rPr>
+        <w:t>Iqamah</w:t>
+      </w:r>
+      <w:proofErr w:type="spellEnd"/>
+      <w:r>
+        <w:rPr>
+          <w:sz w:val="24"/>
+          <w:szCs w:val="24"/>
+        </w:rPr>
+        <w:t xml:space="preserve"> </w:t>
+      </w:r>
+      <w:proofErr w:type="spellStart"/>
+      <w:r>
+        <w:rPr>
+          <w:sz w:val="24"/>
+          <w:szCs w:val="24"/>
+        </w:rPr>
+        <w:t>sudah</w:t>
+      </w:r>
+      <w:proofErr w:type="spellEnd"/>
+      <w:r>
+        <w:rPr>
+          <w:sz w:val="24"/>
+          <w:szCs w:val="24"/>
+        </w:rPr>
+        <w:t xml:space="preserve"> di </w:t>
+      </w:r>
+      <w:proofErr w:type="spellStart"/>
+      <w:r>
+        <w:rPr>
+          <w:sz w:val="24"/>
+          <w:szCs w:val="24"/>
+        </w:rPr>
+        <w:t>kumandangkan</w:t>
+      </w:r>
+      <w:proofErr w:type="spellEnd"/>
+      <w:r>
+        <w:rPr>
+          <w:sz w:val="24"/>
+          <w:szCs w:val="24"/>
+        </w:rPr>
+        <w:t xml:space="preserve"> </w:t>
+      </w:r>
+      <w:proofErr w:type="spellStart"/>
+      <w:r>
+        <w:rPr>
+          <w:sz w:val="24"/>
+          <w:szCs w:val="24"/>
+        </w:rPr>
+        <w:t>oleh</w:t>
+      </w:r>
+      <w:proofErr w:type="spellEnd"/>
+      <w:r>
+        <w:rPr>
+          <w:sz w:val="24"/>
+          <w:szCs w:val="24"/>
+        </w:rPr>
+        <w:t xml:space="preserve"> </w:t>
+      </w:r>
+      <w:proofErr w:type="spellStart"/>
+      <w:r>
+        <w:rPr>
+          <w:sz w:val="24"/>
+          <w:szCs w:val="24"/>
+        </w:rPr>
+        <w:t>bilal</w:t>
+      </w:r>
+      <w:proofErr w:type="spellEnd"/>
+      <w:r>
+        <w:rPr>
+          <w:sz w:val="24"/>
+          <w:szCs w:val="24"/>
+        </w:rPr>
+        <w:t xml:space="preserve">, </w:t>
+      </w:r>
+      <w:proofErr w:type="spellStart"/>
+      <w:r>
+        <w:rPr>
+          <w:sz w:val="24"/>
+          <w:szCs w:val="24"/>
+        </w:rPr>
+        <w:t>dan</w:t>
+      </w:r>
+      <w:proofErr w:type="spellEnd"/>
+      <w:r>
+        <w:rPr>
+          <w:sz w:val="24"/>
+          <w:szCs w:val="24"/>
+        </w:rPr>
+        <w:t xml:space="preserve"> </w:t>
+      </w:r>
+      <w:proofErr w:type="spellStart"/>
+      <w:r>
+        <w:rPr>
+          <w:sz w:val="24"/>
+          <w:szCs w:val="24"/>
+        </w:rPr>
+        <w:t>aku</w:t>
+      </w:r>
+      <w:proofErr w:type="spellEnd"/>
+      <w:r>
+        <w:rPr>
+          <w:sz w:val="24"/>
+          <w:szCs w:val="24"/>
+        </w:rPr>
+        <w:t xml:space="preserve"> </w:t>
+      </w:r>
+      <w:proofErr w:type="spellStart"/>
+      <w:r>
+        <w:rPr>
+          <w:sz w:val="24"/>
+          <w:szCs w:val="24"/>
+        </w:rPr>
+        <w:t>bangun</w:t>
+      </w:r>
+      <w:proofErr w:type="spellEnd"/>
+      <w:r>
+        <w:rPr>
+          <w:sz w:val="24"/>
+          <w:szCs w:val="24"/>
+        </w:rPr>
+        <w:t xml:space="preserve"> </w:t>
+      </w:r>
+      <w:proofErr w:type="spellStart"/>
+      <w:r>
+        <w:rPr>
+          <w:sz w:val="24"/>
+          <w:szCs w:val="24"/>
+        </w:rPr>
+        <w:t>dengan</w:t>
+      </w:r>
+      <w:proofErr w:type="spellEnd"/>
+      <w:r>
+        <w:rPr>
+          <w:sz w:val="24"/>
+          <w:szCs w:val="24"/>
+        </w:rPr>
+        <w:t xml:space="preserve"> </w:t>
+      </w:r>
+      <w:proofErr w:type="spellStart"/>
+      <w:r>
+        <w:rPr>
+          <w:sz w:val="24"/>
+          <w:szCs w:val="24"/>
+        </w:rPr>
+        <w:t>perasaan</w:t>
+      </w:r>
+      <w:proofErr w:type="spellEnd"/>
+      <w:r>
+        <w:rPr>
+          <w:sz w:val="24"/>
+          <w:szCs w:val="24"/>
+        </w:rPr>
+        <w:t xml:space="preserve"> yang </w:t>
+      </w:r>
+      <w:proofErr w:type="spellStart"/>
+      <w:r>
+        <w:rPr>
+          <w:sz w:val="24"/>
+          <w:szCs w:val="24"/>
+        </w:rPr>
+        <w:t>sangat</w:t>
+      </w:r>
+      <w:proofErr w:type="spellEnd"/>
+      <w:r>
+        <w:rPr>
+          <w:sz w:val="24"/>
+          <w:szCs w:val="24"/>
+        </w:rPr>
+        <w:t xml:space="preserve"> </w:t>
+      </w:r>
+      <w:proofErr w:type="spellStart"/>
+      <w:r>
+        <w:rPr>
+          <w:sz w:val="24"/>
+          <w:szCs w:val="24"/>
+        </w:rPr>
+        <w:t>enak</w:t>
+      </w:r>
+      <w:proofErr w:type="spellEnd"/>
+      <w:r>
+        <w:rPr>
+          <w:sz w:val="24"/>
+          <w:szCs w:val="24"/>
+        </w:rPr>
+        <w:t xml:space="preserve"> </w:t>
+      </w:r>
+      <w:proofErr w:type="spellStart"/>
+      <w:r>
+        <w:rPr>
+          <w:sz w:val="24"/>
+          <w:szCs w:val="24"/>
+        </w:rPr>
+        <w:t>sekali</w:t>
+      </w:r>
+      <w:proofErr w:type="spellEnd"/>
+      <w:r>
+        <w:rPr>
+          <w:sz w:val="24"/>
+          <w:szCs w:val="24"/>
+        </w:rPr>
+        <w:t xml:space="preserve">. </w:t>
+      </w:r>
+      <w:proofErr w:type="spellStart"/>
+      <w:r>
+        <w:rPr>
+          <w:sz w:val="24"/>
+          <w:szCs w:val="24"/>
+        </w:rPr>
+        <w:t>Bukannya</w:t>
+      </w:r>
+      <w:proofErr w:type="spellEnd"/>
+      <w:r>
+        <w:rPr>
+          <w:sz w:val="24"/>
+          <w:szCs w:val="24"/>
+        </w:rPr>
+        <w:t xml:space="preserve"> </w:t>
+      </w:r>
+      <w:proofErr w:type="spellStart"/>
+      <w:r>
+        <w:rPr>
+          <w:sz w:val="24"/>
+          <w:szCs w:val="24"/>
+        </w:rPr>
+        <w:t>mendengarkan</w:t>
+      </w:r>
+      <w:proofErr w:type="spellEnd"/>
+      <w:r>
+        <w:rPr>
+          <w:sz w:val="24"/>
+          <w:szCs w:val="24"/>
+        </w:rPr>
+        <w:t xml:space="preserve"> </w:t>
+      </w:r>
+      <w:proofErr w:type="spellStart"/>
+      <w:r>
+        <w:rPr>
+          <w:sz w:val="24"/>
+          <w:szCs w:val="24"/>
+        </w:rPr>
+        <w:t>isi</w:t>
+      </w:r>
+      <w:proofErr w:type="spellEnd"/>
+      <w:r>
+        <w:rPr>
+          <w:sz w:val="24"/>
+          <w:szCs w:val="24"/>
+        </w:rPr>
+        <w:t xml:space="preserve"> </w:t>
+      </w:r>
+      <w:proofErr w:type="spellStart"/>
+      <w:r>
+        <w:rPr>
+          <w:sz w:val="24"/>
+          <w:szCs w:val="24"/>
+        </w:rPr>
+        <w:t>khutbah</w:t>
+      </w:r>
+      <w:proofErr w:type="spellEnd"/>
+      <w:r>
+        <w:rPr>
+          <w:sz w:val="24"/>
+          <w:szCs w:val="24"/>
+        </w:rPr>
+        <w:t xml:space="preserve"> </w:t>
+      </w:r>
+      <w:proofErr w:type="spellStart"/>
+      <w:r>
+        <w:rPr>
+          <w:sz w:val="24"/>
+          <w:szCs w:val="24"/>
+        </w:rPr>
+        <w:t>malah</w:t>
+      </w:r>
+      <w:proofErr w:type="spellEnd"/>
+      <w:r>
+        <w:rPr>
+          <w:sz w:val="24"/>
+          <w:szCs w:val="24"/>
+        </w:rPr>
+        <w:t xml:space="preserve"> </w:t>
+      </w:r>
+      <w:proofErr w:type="spellStart"/>
+      <w:r>
+        <w:rPr>
+          <w:sz w:val="24"/>
+          <w:szCs w:val="24"/>
+        </w:rPr>
+        <w:t>asyik</w:t>
+      </w:r>
+      <w:proofErr w:type="spellEnd"/>
+      <w:r>
+        <w:rPr>
+          <w:sz w:val="24"/>
+          <w:szCs w:val="24"/>
+        </w:rPr>
+        <w:t xml:space="preserve"> </w:t>
+      </w:r>
+      <w:proofErr w:type="spellStart"/>
+      <w:r>
+        <w:rPr>
+          <w:sz w:val="24"/>
+          <w:szCs w:val="24"/>
+        </w:rPr>
+        <w:t>tiduran</w:t>
+      </w:r>
+      <w:proofErr w:type="spellEnd"/>
+      <w:r>
+        <w:rPr>
+          <w:sz w:val="24"/>
+          <w:szCs w:val="24"/>
+        </w:rPr>
+        <w:t xml:space="preserve">. </w:t>
+      </w:r>
+    </w:p>
+    <w:p>
+      <w:pPr>
+        <w:rPr>
+          <w:sz w:val="24"/>
+          <w:szCs w:val="24"/>
+        </w:rPr>
+      </w:pPr>
+    </w:p>
+    <w:p>
+      <w:pPr>
+        <w:rPr>
+          <w:b/>
+          <w:sz w:val="28"/>
+          <w:szCs w:val="28"/>
+        </w:rPr>
+      </w:pPr>
+      <w:proofErr w:type="spellStart"/>
+      <w:r>
+        <w:rPr>
+          <w:b/>
+          <w:sz w:val="28"/>
+          <w:szCs w:val="28"/>
+        </w:rPr>
+        <w:t>Ke</w:t>
+      </w:r>
+      <w:proofErr w:type="spellEnd"/>
+      <w:r>
+        <w:rPr>
+          <w:b/>
+          <w:sz w:val="28"/>
+          <w:szCs w:val="28"/>
+        </w:rPr>
+        <w:t xml:space="preserve"> </w:t>
+      </w:r>
+      <w:proofErr w:type="spellStart"/>
+      <w:r>
+        <w:rPr>
+          <w:b/>
+          <w:sz w:val="28"/>
+          <w:szCs w:val="28"/>
+        </w:rPr>
+        <w:t>kelas</w:t>
+      </w:r>
+      <w:proofErr w:type="spellEnd"/>
+    </w:p>
+    <w:p>
+      <w:pPr>
+        <w:rPr>
+          <w:sz w:val="24"/>
+          <w:szCs w:val="24"/>
+        </w:rPr>
+      </w:pPr>
+      <w:r>
+        <w:rPr>
+          <w:b/>
+          <w:sz w:val="28"/>
+          <w:szCs w:val="28"/>
+        </w:rPr>
+        <w:tab/>
       </w:r>
       <w:bookmarkStart w:id="0" w:name="_GoBack"/>
       <w:bookmarkEnd w:id="0"/>
@@ -4329,17 +9291,10 @@
     <w:p>
       <w:pPr>
         <w:rPr>
-          <w:sz w:val="24"/>
-          <w:szCs w:val="24"/>
+          <w:sz w:val="28"/>
+          <w:szCs w:val="28"/>
         </w:rPr>
       </w:pPr>
-      <w:r>
-        <w:rPr>
-          <w:sz w:val="24"/>
-          <w:szCs w:val="24"/>
-        </w:rPr>
-        <w:tab/>
-      </w:r>
     </w:p>
     <w:sectPr>
       <w:pgSz w:w="12240" w:h="15840"/>
